--- a/evidences/IT-Notfallplan-M365-Exchange.docx
+++ b/evidences/IT-Notfallplan-M365-Exchange.docx
@@ -495,7 +495,7 @@
           <w:r>
             <w:fldChar w:fldCharType="separate"/>
           </w:r>
-          <w:hyperlink w:anchor="_Toc232344651" w:history="1">
+          <w:hyperlink w:anchor="_Toc232346575" w:history="1">
             <w:r>
               <w:rPr>
                 <w:rStyle w:val="Hyperlink"/>
@@ -541,7 +541,7 @@
                 <w:noProof/>
                 <w:webHidden/>
               </w:rPr>
-              <w:instrText xml:space="preserve"> PAGEREF _Toc232344651 \h </w:instrText>
+              <w:instrText xml:space="preserve"> PAGEREF _Toc232346575 \h </w:instrText>
             </w:r>
             <w:r>
               <w:rPr>
@@ -589,7 +589,7 @@
               <w14:ligatures w14:val="standardContextual"/>
             </w:rPr>
           </w:pPr>
-          <w:hyperlink w:anchor="_Toc232344652" w:history="1">
+          <w:hyperlink w:anchor="_Toc232346576" w:history="1">
             <w:r>
               <w:rPr>
                 <w:rStyle w:val="Hyperlink"/>
@@ -635,7 +635,7 @@
                 <w:noProof/>
                 <w:webHidden/>
               </w:rPr>
-              <w:instrText xml:space="preserve"> PAGEREF _Toc232344652 \h </w:instrText>
+              <w:instrText xml:space="preserve"> PAGEREF _Toc232346576 \h </w:instrText>
             </w:r>
             <w:r>
               <w:rPr>
@@ -683,7 +683,7 @@
               <w14:ligatures w14:val="standardContextual"/>
             </w:rPr>
           </w:pPr>
-          <w:hyperlink w:anchor="_Toc232344653" w:history="1">
+          <w:hyperlink w:anchor="_Toc232346577" w:history="1">
             <w:r>
               <w:rPr>
                 <w:rStyle w:val="Hyperlink"/>
@@ -729,7 +729,7 @@
                 <w:noProof/>
                 <w:webHidden/>
               </w:rPr>
-              <w:instrText xml:space="preserve"> PAGEREF _Toc232344653 \h </w:instrText>
+              <w:instrText xml:space="preserve"> PAGEREF _Toc232346577 \h </w:instrText>
             </w:r>
             <w:r>
               <w:rPr>
@@ -777,7 +777,7 @@
               <w14:ligatures w14:val="standardContextual"/>
             </w:rPr>
           </w:pPr>
-          <w:hyperlink w:anchor="_Toc232344654" w:history="1">
+          <w:hyperlink w:anchor="_Toc232346578" w:history="1">
             <w:r>
               <w:rPr>
                 <w:rStyle w:val="Hyperlink"/>
@@ -823,7 +823,7 @@
                 <w:noProof/>
                 <w:webHidden/>
               </w:rPr>
-              <w:instrText xml:space="preserve"> PAGEREF _Toc232344654 \h </w:instrText>
+              <w:instrText xml:space="preserve"> PAGEREF _Toc232346578 \h </w:instrText>
             </w:r>
             <w:r>
               <w:rPr>
@@ -871,7 +871,7 @@
               <w14:ligatures w14:val="standardContextual"/>
             </w:rPr>
           </w:pPr>
-          <w:hyperlink w:anchor="_Toc232344655" w:history="1">
+          <w:hyperlink w:anchor="_Toc232346579" w:history="1">
             <w:r>
               <w:rPr>
                 <w:rStyle w:val="Hyperlink"/>
@@ -917,7 +917,7 @@
                 <w:noProof/>
                 <w:webHidden/>
               </w:rPr>
-              <w:instrText xml:space="preserve"> PAGEREF _Toc232344655 \h </w:instrText>
+              <w:instrText xml:space="preserve"> PAGEREF _Toc232346579 \h </w:instrText>
             </w:r>
             <w:r>
               <w:rPr>
@@ -965,7 +965,7 @@
               <w14:ligatures w14:val="standardContextual"/>
             </w:rPr>
           </w:pPr>
-          <w:hyperlink w:anchor="_Toc232344656" w:history="1">
+          <w:hyperlink w:anchor="_Toc232346580" w:history="1">
             <w:r>
               <w:rPr>
                 <w:rStyle w:val="Hyperlink"/>
@@ -1011,7 +1011,7 @@
                 <w:noProof/>
                 <w:webHidden/>
               </w:rPr>
-              <w:instrText xml:space="preserve"> PAGEREF _Toc232344656 \h </w:instrText>
+              <w:instrText xml:space="preserve"> PAGEREF _Toc232346580 \h </w:instrText>
             </w:r>
             <w:r>
               <w:rPr>
@@ -1059,7 +1059,7 @@
               <w14:ligatures w14:val="standardContextual"/>
             </w:rPr>
           </w:pPr>
-          <w:hyperlink w:anchor="_Toc232344657" w:history="1">
+          <w:hyperlink w:anchor="_Toc232346581" w:history="1">
             <w:r>
               <w:rPr>
                 <w:rStyle w:val="Hyperlink"/>
@@ -1105,7 +1105,7 @@
                 <w:noProof/>
                 <w:webHidden/>
               </w:rPr>
-              <w:instrText xml:space="preserve"> PAGEREF _Toc232344657 \h </w:instrText>
+              <w:instrText xml:space="preserve"> PAGEREF _Toc232346581 \h </w:instrText>
             </w:r>
             <w:r>
               <w:rPr>
@@ -1125,7 +1125,7 @@
                 <w:noProof/>
                 <w:webHidden/>
               </w:rPr>
-              <w:t>6</w:t>
+              <w:t>7</w:t>
             </w:r>
             <w:r>
               <w:rPr>
@@ -1153,7 +1153,7 @@
               <w14:ligatures w14:val="standardContextual"/>
             </w:rPr>
           </w:pPr>
-          <w:hyperlink w:anchor="_Toc232344658" w:history="1">
+          <w:hyperlink w:anchor="_Toc232346582" w:history="1">
             <w:r>
               <w:rPr>
                 <w:rStyle w:val="Hyperlink"/>
@@ -1199,7 +1199,7 @@
                 <w:noProof/>
                 <w:webHidden/>
               </w:rPr>
-              <w:instrText xml:space="preserve"> PAGEREF _Toc232344658 \h </w:instrText>
+              <w:instrText xml:space="preserve"> PAGEREF _Toc232346582 \h </w:instrText>
             </w:r>
             <w:r>
               <w:rPr>
@@ -1247,7 +1247,7 @@
               <w14:ligatures w14:val="standardContextual"/>
             </w:rPr>
           </w:pPr>
-          <w:hyperlink w:anchor="_Toc232344659" w:history="1">
+          <w:hyperlink w:anchor="_Toc232346583" w:history="1">
             <w:r>
               <w:rPr>
                 <w:rStyle w:val="Hyperlink"/>
@@ -1293,7 +1293,7 @@
                 <w:noProof/>
                 <w:webHidden/>
               </w:rPr>
-              <w:instrText xml:space="preserve"> PAGEREF _Toc232344659 \h </w:instrText>
+              <w:instrText xml:space="preserve"> PAGEREF _Toc232346583 \h </w:instrText>
             </w:r>
             <w:r>
               <w:rPr>
@@ -1341,7 +1341,7 @@
               <w14:ligatures w14:val="standardContextual"/>
             </w:rPr>
           </w:pPr>
-          <w:hyperlink w:anchor="_Toc232344660" w:history="1">
+          <w:hyperlink w:anchor="_Toc232346584" w:history="1">
             <w:r>
               <w:rPr>
                 <w:rStyle w:val="Hyperlink"/>
@@ -1387,7 +1387,7 @@
                 <w:noProof/>
                 <w:webHidden/>
               </w:rPr>
-              <w:instrText xml:space="preserve"> PAGEREF _Toc232344660 \h </w:instrText>
+              <w:instrText xml:space="preserve"> PAGEREF _Toc232346584 \h </w:instrText>
             </w:r>
             <w:r>
               <w:rPr>
@@ -1407,7 +1407,7 @@
                 <w:noProof/>
                 <w:webHidden/>
               </w:rPr>
-              <w:t>7</w:t>
+              <w:t>8</w:t>
             </w:r>
             <w:r>
               <w:rPr>
@@ -1435,7 +1435,7 @@
               <w14:ligatures w14:val="standardContextual"/>
             </w:rPr>
           </w:pPr>
-          <w:hyperlink w:anchor="_Toc232344661" w:history="1">
+          <w:hyperlink w:anchor="_Toc232346585" w:history="1">
             <w:r>
               <w:rPr>
                 <w:rStyle w:val="Hyperlink"/>
@@ -1481,7 +1481,7 @@
                 <w:noProof/>
                 <w:webHidden/>
               </w:rPr>
-              <w:instrText xml:space="preserve"> PAGEREF _Toc232344661 \h </w:instrText>
+              <w:instrText xml:space="preserve"> PAGEREF _Toc232346585 \h </w:instrText>
             </w:r>
             <w:r>
               <w:rPr>
@@ -1501,7 +1501,7 @@
                 <w:noProof/>
                 <w:webHidden/>
               </w:rPr>
-              <w:t>7</w:t>
+              <w:t>8</w:t>
             </w:r>
             <w:r>
               <w:rPr>
@@ -1529,7 +1529,7 @@
               <w14:ligatures w14:val="standardContextual"/>
             </w:rPr>
           </w:pPr>
-          <w:hyperlink w:anchor="_Toc232344662" w:history="1">
+          <w:hyperlink w:anchor="_Toc232346586" w:history="1">
             <w:r>
               <w:rPr>
                 <w:rStyle w:val="Hyperlink"/>
@@ -1575,7 +1575,7 @@
                 <w:noProof/>
                 <w:webHidden/>
               </w:rPr>
-              <w:instrText xml:space="preserve"> PAGEREF _Toc232344662 \h </w:instrText>
+              <w:instrText xml:space="preserve"> PAGEREF _Toc232346586 \h </w:instrText>
             </w:r>
             <w:r>
               <w:rPr>
@@ -1595,7 +1595,7 @@
                 <w:noProof/>
                 <w:webHidden/>
               </w:rPr>
-              <w:t>7</w:t>
+              <w:t>8</w:t>
             </w:r>
             <w:r>
               <w:rPr>
@@ -1623,7 +1623,7 @@
               <w14:ligatures w14:val="standardContextual"/>
             </w:rPr>
           </w:pPr>
-          <w:hyperlink w:anchor="_Toc232344663" w:history="1">
+          <w:hyperlink w:anchor="_Toc232346587" w:history="1">
             <w:r>
               <w:rPr>
                 <w:rStyle w:val="Hyperlink"/>
@@ -1669,7 +1669,7 @@
                 <w:noProof/>
                 <w:webHidden/>
               </w:rPr>
-              <w:instrText xml:space="preserve"> PAGEREF _Toc232344663 \h </w:instrText>
+              <w:instrText xml:space="preserve"> PAGEREF _Toc232346587 \h </w:instrText>
             </w:r>
             <w:r>
               <w:rPr>
@@ -1689,7 +1689,7 @@
                 <w:noProof/>
                 <w:webHidden/>
               </w:rPr>
-              <w:t>7</w:t>
+              <w:t>8</w:t>
             </w:r>
             <w:r>
               <w:rPr>
@@ -1717,7 +1717,7 @@
               <w14:ligatures w14:val="standardContextual"/>
             </w:rPr>
           </w:pPr>
-          <w:hyperlink w:anchor="_Toc232344664" w:history="1">
+          <w:hyperlink w:anchor="_Toc232346588" w:history="1">
             <w:r>
               <w:rPr>
                 <w:rStyle w:val="Hyperlink"/>
@@ -1763,7 +1763,7 @@
                 <w:noProof/>
                 <w:webHidden/>
               </w:rPr>
-              <w:instrText xml:space="preserve"> PAGEREF _Toc232344664 \h </w:instrText>
+              <w:instrText xml:space="preserve"> PAGEREF _Toc232346588 \h </w:instrText>
             </w:r>
             <w:r>
               <w:rPr>
@@ -1783,7 +1783,7 @@
                 <w:noProof/>
                 <w:webHidden/>
               </w:rPr>
-              <w:t>8</w:t>
+              <w:t>9</w:t>
             </w:r>
             <w:r>
               <w:rPr>
@@ -1811,7 +1811,7 @@
               <w14:ligatures w14:val="standardContextual"/>
             </w:rPr>
           </w:pPr>
-          <w:hyperlink w:anchor="_Toc232344665" w:history="1">
+          <w:hyperlink w:anchor="_Toc232346589" w:history="1">
             <w:r>
               <w:rPr>
                 <w:rStyle w:val="Hyperlink"/>
@@ -1857,7 +1857,7 @@
                 <w:noProof/>
                 <w:webHidden/>
               </w:rPr>
-              <w:instrText xml:space="preserve"> PAGEREF _Toc232344665 \h </w:instrText>
+              <w:instrText xml:space="preserve"> PAGEREF _Toc232346589 \h </w:instrText>
             </w:r>
             <w:r>
               <w:rPr>
@@ -1877,7 +1877,7 @@
                 <w:noProof/>
                 <w:webHidden/>
               </w:rPr>
-              <w:t>8</w:t>
+              <w:t>9</w:t>
             </w:r>
             <w:r>
               <w:rPr>
@@ -1905,7 +1905,7 @@
               <w14:ligatures w14:val="standardContextual"/>
             </w:rPr>
           </w:pPr>
-          <w:hyperlink w:anchor="_Toc232344666" w:history="1">
+          <w:hyperlink w:anchor="_Toc232346590" w:history="1">
             <w:r>
               <w:rPr>
                 <w:rStyle w:val="Hyperlink"/>
@@ -1951,7 +1951,7 @@
                 <w:noProof/>
                 <w:webHidden/>
               </w:rPr>
-              <w:instrText xml:space="preserve"> PAGEREF _Toc232344666 \h </w:instrText>
+              <w:instrText xml:space="preserve"> PAGEREF _Toc232346590 \h </w:instrText>
             </w:r>
             <w:r>
               <w:rPr>
@@ -1971,7 +1971,7 @@
                 <w:noProof/>
                 <w:webHidden/>
               </w:rPr>
-              <w:t>8</w:t>
+              <w:t>9</w:t>
             </w:r>
             <w:r>
               <w:rPr>
@@ -1999,7 +1999,7 @@
               <w14:ligatures w14:val="standardContextual"/>
             </w:rPr>
           </w:pPr>
-          <w:hyperlink w:anchor="_Toc232344667" w:history="1">
+          <w:hyperlink w:anchor="_Toc232346591" w:history="1">
             <w:r>
               <w:rPr>
                 <w:rStyle w:val="Hyperlink"/>
@@ -2045,7 +2045,7 @@
                 <w:noProof/>
                 <w:webHidden/>
               </w:rPr>
-              <w:instrText xml:space="preserve"> PAGEREF _Toc232344667 \h </w:instrText>
+              <w:instrText xml:space="preserve"> PAGEREF _Toc232346591 \h </w:instrText>
             </w:r>
             <w:r>
               <w:rPr>
@@ -2065,7 +2065,7 @@
                 <w:noProof/>
                 <w:webHidden/>
               </w:rPr>
-              <w:t>8</w:t>
+              <w:t>11</w:t>
             </w:r>
             <w:r>
               <w:rPr>
@@ -2093,7 +2093,7 @@
               <w14:ligatures w14:val="standardContextual"/>
             </w:rPr>
           </w:pPr>
-          <w:hyperlink w:anchor="_Toc232344668" w:history="1">
+          <w:hyperlink w:anchor="_Toc232346592" w:history="1">
             <w:r>
               <w:rPr>
                 <w:rStyle w:val="Hyperlink"/>
@@ -2139,7 +2139,7 @@
                 <w:noProof/>
                 <w:webHidden/>
               </w:rPr>
-              <w:instrText xml:space="preserve"> PAGEREF _Toc232344668 \h </w:instrText>
+              <w:instrText xml:space="preserve"> PAGEREF _Toc232346592 \h </w:instrText>
             </w:r>
             <w:r>
               <w:rPr>
@@ -2159,7 +2159,7 @@
                 <w:noProof/>
                 <w:webHidden/>
               </w:rPr>
-              <w:t>8</w:t>
+              <w:t>11</w:t>
             </w:r>
             <w:r>
               <w:rPr>
@@ -2187,7 +2187,7 @@
               <w14:ligatures w14:val="standardContextual"/>
             </w:rPr>
           </w:pPr>
-          <w:hyperlink w:anchor="_Toc232344669" w:history="1">
+          <w:hyperlink w:anchor="_Toc232346593" w:history="1">
             <w:r>
               <w:rPr>
                 <w:rStyle w:val="Hyperlink"/>
@@ -2233,7 +2233,7 @@
                 <w:noProof/>
                 <w:webHidden/>
               </w:rPr>
-              <w:instrText xml:space="preserve"> PAGEREF _Toc232344669 \h </w:instrText>
+              <w:instrText xml:space="preserve"> PAGEREF _Toc232346593 \h </w:instrText>
             </w:r>
             <w:r>
               <w:rPr>
@@ -2253,7 +2253,7 @@
                 <w:noProof/>
                 <w:webHidden/>
               </w:rPr>
-              <w:t>10</w:t>
+              <w:t>12</w:t>
             </w:r>
             <w:r>
               <w:rPr>
@@ -2281,7 +2281,7 @@
               <w14:ligatures w14:val="standardContextual"/>
             </w:rPr>
           </w:pPr>
-          <w:hyperlink w:anchor="_Toc232344670" w:history="1">
+          <w:hyperlink w:anchor="_Toc232346594" w:history="1">
             <w:r>
               <w:rPr>
                 <w:rStyle w:val="Hyperlink"/>
@@ -2327,7 +2327,7 @@
                 <w:noProof/>
                 <w:webHidden/>
               </w:rPr>
-              <w:instrText xml:space="preserve"> PAGEREF _Toc232344670 \h </w:instrText>
+              <w:instrText xml:space="preserve"> PAGEREF _Toc232346594 \h </w:instrText>
             </w:r>
             <w:r>
               <w:rPr>
@@ -2347,7 +2347,7 @@
                 <w:noProof/>
                 <w:webHidden/>
               </w:rPr>
-              <w:t>10</w:t>
+              <w:t>12</w:t>
             </w:r>
             <w:r>
               <w:rPr>
@@ -2375,7 +2375,7 @@
               <w14:ligatures w14:val="standardContextual"/>
             </w:rPr>
           </w:pPr>
-          <w:hyperlink w:anchor="_Toc232344671" w:history="1">
+          <w:hyperlink w:anchor="_Toc232346595" w:history="1">
             <w:r>
               <w:rPr>
                 <w:rStyle w:val="Hyperlink"/>
@@ -2421,7 +2421,7 @@
                 <w:noProof/>
                 <w:webHidden/>
               </w:rPr>
-              <w:instrText xml:space="preserve"> PAGEREF _Toc232344671 \h </w:instrText>
+              <w:instrText xml:space="preserve"> PAGEREF _Toc232346595 \h </w:instrText>
             </w:r>
             <w:r>
               <w:rPr>
@@ -2441,7 +2441,7 @@
                 <w:noProof/>
                 <w:webHidden/>
               </w:rPr>
-              <w:t>10</w:t>
+              <w:t>12</w:t>
             </w:r>
             <w:r>
               <w:rPr>
@@ -2469,7 +2469,7 @@
               <w14:ligatures w14:val="standardContextual"/>
             </w:rPr>
           </w:pPr>
-          <w:hyperlink w:anchor="_Toc232344672" w:history="1">
+          <w:hyperlink w:anchor="_Toc232346596" w:history="1">
             <w:r>
               <w:rPr>
                 <w:rStyle w:val="Hyperlink"/>
@@ -2515,7 +2515,7 @@
                 <w:noProof/>
                 <w:webHidden/>
               </w:rPr>
-              <w:instrText xml:space="preserve"> PAGEREF _Toc232344672 \h </w:instrText>
+              <w:instrText xml:space="preserve"> PAGEREF _Toc232346596 \h </w:instrText>
             </w:r>
             <w:r>
               <w:rPr>
@@ -2535,7 +2535,7 @@
                 <w:noProof/>
                 <w:webHidden/>
               </w:rPr>
-              <w:t>10</w:t>
+              <w:t>12</w:t>
             </w:r>
             <w:r>
               <w:rPr>
@@ -2563,7 +2563,7 @@
               <w14:ligatures w14:val="standardContextual"/>
             </w:rPr>
           </w:pPr>
-          <w:hyperlink w:anchor="_Toc232344673" w:history="1">
+          <w:hyperlink w:anchor="_Toc232346597" w:history="1">
             <w:r>
               <w:rPr>
                 <w:rStyle w:val="Hyperlink"/>
@@ -2609,7 +2609,7 @@
                 <w:noProof/>
                 <w:webHidden/>
               </w:rPr>
-              <w:instrText xml:space="preserve"> PAGEREF _Toc232344673 \h </w:instrText>
+              <w:instrText xml:space="preserve"> PAGEREF _Toc232346597 \h </w:instrText>
             </w:r>
             <w:r>
               <w:rPr>
@@ -2629,7 +2629,7 @@
                 <w:noProof/>
                 <w:webHidden/>
               </w:rPr>
-              <w:t>10</w:t>
+              <w:t>12</w:t>
             </w:r>
             <w:r>
               <w:rPr>
@@ -2657,7 +2657,7 @@
               <w14:ligatures w14:val="standardContextual"/>
             </w:rPr>
           </w:pPr>
-          <w:hyperlink w:anchor="_Toc232344674" w:history="1">
+          <w:hyperlink w:anchor="_Toc232346598" w:history="1">
             <w:r>
               <w:rPr>
                 <w:rStyle w:val="Hyperlink"/>
@@ -2703,7 +2703,7 @@
                 <w:noProof/>
                 <w:webHidden/>
               </w:rPr>
-              <w:instrText xml:space="preserve"> PAGEREF _Toc232344674 \h </w:instrText>
+              <w:instrText xml:space="preserve"> PAGEREF _Toc232346598 \h </w:instrText>
             </w:r>
             <w:r>
               <w:rPr>
@@ -2723,7 +2723,7 @@
                 <w:noProof/>
                 <w:webHidden/>
               </w:rPr>
-              <w:t>11</w:t>
+              <w:t>13</w:t>
             </w:r>
             <w:r>
               <w:rPr>
@@ -2751,7 +2751,7 @@
               <w14:ligatures w14:val="standardContextual"/>
             </w:rPr>
           </w:pPr>
-          <w:hyperlink w:anchor="_Toc232344675" w:history="1">
+          <w:hyperlink w:anchor="_Toc232346599" w:history="1">
             <w:r>
               <w:rPr>
                 <w:rStyle w:val="Hyperlink"/>
@@ -2797,7 +2797,7 @@
                 <w:noProof/>
                 <w:webHidden/>
               </w:rPr>
-              <w:instrText xml:space="preserve"> PAGEREF _Toc232344675 \h </w:instrText>
+              <w:instrText xml:space="preserve"> PAGEREF _Toc232346599 \h </w:instrText>
             </w:r>
             <w:r>
               <w:rPr>
@@ -2817,7 +2817,7 @@
                 <w:noProof/>
                 <w:webHidden/>
               </w:rPr>
-              <w:t>11</w:t>
+              <w:t>13</w:t>
             </w:r>
             <w:r>
               <w:rPr>
@@ -2845,7 +2845,7 @@
               <w14:ligatures w14:val="standardContextual"/>
             </w:rPr>
           </w:pPr>
-          <w:hyperlink w:anchor="_Toc232344676" w:history="1">
+          <w:hyperlink w:anchor="_Toc232346600" w:history="1">
             <w:r>
               <w:rPr>
                 <w:rStyle w:val="Hyperlink"/>
@@ -2891,7 +2891,7 @@
                 <w:noProof/>
                 <w:webHidden/>
               </w:rPr>
-              <w:instrText xml:space="preserve"> PAGEREF _Toc232344676 \h </w:instrText>
+              <w:instrText xml:space="preserve"> PAGEREF _Toc232346600 \h </w:instrText>
             </w:r>
             <w:r>
               <w:rPr>
@@ -2911,7 +2911,7 @@
                 <w:noProof/>
                 <w:webHidden/>
               </w:rPr>
-              <w:t>11</w:t>
+              <w:t>13</w:t>
             </w:r>
             <w:r>
               <w:rPr>
@@ -2939,7 +2939,7 @@
               <w14:ligatures w14:val="standardContextual"/>
             </w:rPr>
           </w:pPr>
-          <w:hyperlink w:anchor="_Toc232344677" w:history="1">
+          <w:hyperlink w:anchor="_Toc232346601" w:history="1">
             <w:r>
               <w:rPr>
                 <w:rStyle w:val="Hyperlink"/>
@@ -2985,7 +2985,7 @@
                 <w:noProof/>
                 <w:webHidden/>
               </w:rPr>
-              <w:instrText xml:space="preserve"> PAGEREF _Toc232344677 \h </w:instrText>
+              <w:instrText xml:space="preserve"> PAGEREF _Toc232346601 \h </w:instrText>
             </w:r>
             <w:r>
               <w:rPr>
@@ -3005,7 +3005,7 @@
                 <w:noProof/>
                 <w:webHidden/>
               </w:rPr>
-              <w:t>11</w:t>
+              <w:t>13</w:t>
             </w:r>
             <w:r>
               <w:rPr>
@@ -3033,7 +3033,7 @@
               <w14:ligatures w14:val="standardContextual"/>
             </w:rPr>
           </w:pPr>
-          <w:hyperlink w:anchor="_Toc232344678" w:history="1">
+          <w:hyperlink w:anchor="_Toc232346602" w:history="1">
             <w:r>
               <w:rPr>
                 <w:rStyle w:val="Hyperlink"/>
@@ -3079,7 +3079,7 @@
                 <w:noProof/>
                 <w:webHidden/>
               </w:rPr>
-              <w:instrText xml:space="preserve"> PAGEREF _Toc232344678 \h </w:instrText>
+              <w:instrText xml:space="preserve"> PAGEREF _Toc232346602 \h </w:instrText>
             </w:r>
             <w:r>
               <w:rPr>
@@ -3099,7 +3099,7 @@
                 <w:noProof/>
                 <w:webHidden/>
               </w:rPr>
-              <w:t>12</w:t>
+              <w:t>14</w:t>
             </w:r>
             <w:r>
               <w:rPr>
@@ -3127,7 +3127,7 @@
               <w14:ligatures w14:val="standardContextual"/>
             </w:rPr>
           </w:pPr>
-          <w:hyperlink w:anchor="_Toc232344679" w:history="1">
+          <w:hyperlink w:anchor="_Toc232346603" w:history="1">
             <w:r>
               <w:rPr>
                 <w:rStyle w:val="Hyperlink"/>
@@ -3173,7 +3173,7 @@
                 <w:noProof/>
                 <w:webHidden/>
               </w:rPr>
-              <w:instrText xml:space="preserve"> PAGEREF _Toc232344679 \h </w:instrText>
+              <w:instrText xml:space="preserve"> PAGEREF _Toc232346603 \h </w:instrText>
             </w:r>
             <w:r>
               <w:rPr>
@@ -3193,7 +3193,7 @@
                 <w:noProof/>
                 <w:webHidden/>
               </w:rPr>
-              <w:t>13</w:t>
+              <w:t>15</w:t>
             </w:r>
             <w:r>
               <w:rPr>
@@ -3221,7 +3221,7 @@
               <w14:ligatures w14:val="standardContextual"/>
             </w:rPr>
           </w:pPr>
-          <w:hyperlink w:anchor="_Toc232344680" w:history="1">
+          <w:hyperlink w:anchor="_Toc232346604" w:history="1">
             <w:r>
               <w:rPr>
                 <w:rStyle w:val="Hyperlink"/>
@@ -3267,7 +3267,7 @@
                 <w:noProof/>
                 <w:webHidden/>
               </w:rPr>
-              <w:instrText xml:space="preserve"> PAGEREF _Toc232344680 \h </w:instrText>
+              <w:instrText xml:space="preserve"> PAGEREF _Toc232346604 \h </w:instrText>
             </w:r>
             <w:r>
               <w:rPr>
@@ -3287,7 +3287,7 @@
                 <w:noProof/>
                 <w:webHidden/>
               </w:rPr>
-              <w:t>13</w:t>
+              <w:t>15</w:t>
             </w:r>
             <w:r>
               <w:rPr>
@@ -3315,7 +3315,7 @@
               <w14:ligatures w14:val="standardContextual"/>
             </w:rPr>
           </w:pPr>
-          <w:hyperlink w:anchor="_Toc232344681" w:history="1">
+          <w:hyperlink w:anchor="_Toc232346605" w:history="1">
             <w:r>
               <w:rPr>
                 <w:rStyle w:val="Hyperlink"/>
@@ -3361,7 +3361,7 @@
                 <w:noProof/>
                 <w:webHidden/>
               </w:rPr>
-              <w:instrText xml:space="preserve"> PAGEREF _Toc232344681 \h </w:instrText>
+              <w:instrText xml:space="preserve"> PAGEREF _Toc232346605 \h </w:instrText>
             </w:r>
             <w:r>
               <w:rPr>
@@ -3381,7 +3381,7 @@
                 <w:noProof/>
                 <w:webHidden/>
               </w:rPr>
-              <w:t>13</w:t>
+              <w:t>15</w:t>
             </w:r>
             <w:r>
               <w:rPr>
@@ -3409,7 +3409,7 @@
               <w14:ligatures w14:val="standardContextual"/>
             </w:rPr>
           </w:pPr>
-          <w:hyperlink w:anchor="_Toc232344682" w:history="1">
+          <w:hyperlink w:anchor="_Toc232346606" w:history="1">
             <w:r>
               <w:rPr>
                 <w:rStyle w:val="Hyperlink"/>
@@ -3455,7 +3455,7 @@
                 <w:noProof/>
                 <w:webHidden/>
               </w:rPr>
-              <w:instrText xml:space="preserve"> PAGEREF _Toc232344682 \h </w:instrText>
+              <w:instrText xml:space="preserve"> PAGEREF _Toc232346606 \h </w:instrText>
             </w:r>
             <w:r>
               <w:rPr>
@@ -3475,7 +3475,7 @@
                 <w:noProof/>
                 <w:webHidden/>
               </w:rPr>
-              <w:t>13</w:t>
+              <w:t>15</w:t>
             </w:r>
             <w:r>
               <w:rPr>
@@ -3503,7 +3503,7 @@
               <w14:ligatures w14:val="standardContextual"/>
             </w:rPr>
           </w:pPr>
-          <w:hyperlink w:anchor="_Toc232344683" w:history="1">
+          <w:hyperlink w:anchor="_Toc232346607" w:history="1">
             <w:r>
               <w:rPr>
                 <w:rStyle w:val="Hyperlink"/>
@@ -3549,7 +3549,7 @@
                 <w:noProof/>
                 <w:webHidden/>
               </w:rPr>
-              <w:instrText xml:space="preserve"> PAGEREF _Toc232344683 \h </w:instrText>
+              <w:instrText xml:space="preserve"> PAGEREF _Toc232346607 \h </w:instrText>
             </w:r>
             <w:r>
               <w:rPr>
@@ -3569,7 +3569,7 @@
                 <w:noProof/>
                 <w:webHidden/>
               </w:rPr>
-              <w:t>14</w:t>
+              <w:t>17</w:t>
             </w:r>
             <w:r>
               <w:rPr>
@@ -3597,7 +3597,7 @@
               <w14:ligatures w14:val="standardContextual"/>
             </w:rPr>
           </w:pPr>
-          <w:hyperlink w:anchor="_Toc232344684" w:history="1">
+          <w:hyperlink w:anchor="_Toc232346608" w:history="1">
             <w:r>
               <w:rPr>
                 <w:rStyle w:val="Hyperlink"/>
@@ -3643,7 +3643,7 @@
                 <w:noProof/>
                 <w:webHidden/>
               </w:rPr>
-              <w:instrText xml:space="preserve"> PAGEREF _Toc232344684 \h </w:instrText>
+              <w:instrText xml:space="preserve"> PAGEREF _Toc232346608 \h </w:instrText>
             </w:r>
             <w:r>
               <w:rPr>
@@ -3663,7 +3663,7 @@
                 <w:noProof/>
                 <w:webHidden/>
               </w:rPr>
-              <w:t>14</w:t>
+              <w:t>17</w:t>
             </w:r>
             <w:r>
               <w:rPr>
@@ -3691,7 +3691,7 @@
               <w14:ligatures w14:val="standardContextual"/>
             </w:rPr>
           </w:pPr>
-          <w:hyperlink w:anchor="_Toc232344685" w:history="1">
+          <w:hyperlink w:anchor="_Toc232346609" w:history="1">
             <w:r>
               <w:rPr>
                 <w:rStyle w:val="Hyperlink"/>
@@ -3737,7 +3737,7 @@
                 <w:noProof/>
                 <w:webHidden/>
               </w:rPr>
-              <w:instrText xml:space="preserve"> PAGEREF _Toc232344685 \h </w:instrText>
+              <w:instrText xml:space="preserve"> PAGEREF _Toc232346609 \h </w:instrText>
             </w:r>
             <w:r>
               <w:rPr>
@@ -3757,7 +3757,7 @@
                 <w:noProof/>
                 <w:webHidden/>
               </w:rPr>
-              <w:t>14</w:t>
+              <w:t>17</w:t>
             </w:r>
             <w:r>
               <w:rPr>
@@ -3785,7 +3785,7 @@
               <w14:ligatures w14:val="standardContextual"/>
             </w:rPr>
           </w:pPr>
-          <w:hyperlink w:anchor="_Toc232344686" w:history="1">
+          <w:hyperlink w:anchor="_Toc232346610" w:history="1">
             <w:r>
               <w:rPr>
                 <w:rStyle w:val="Hyperlink"/>
@@ -3831,7 +3831,7 @@
                 <w:noProof/>
                 <w:webHidden/>
               </w:rPr>
-              <w:instrText xml:space="preserve"> PAGEREF _Toc232344686 \h </w:instrText>
+              <w:instrText xml:space="preserve"> PAGEREF _Toc232346610 \h </w:instrText>
             </w:r>
             <w:r>
               <w:rPr>
@@ -3851,7 +3851,7 @@
                 <w:noProof/>
                 <w:webHidden/>
               </w:rPr>
-              <w:t>14</w:t>
+              <w:t>17</w:t>
             </w:r>
             <w:r>
               <w:rPr>
@@ -3879,7 +3879,7 @@
               <w14:ligatures w14:val="standardContextual"/>
             </w:rPr>
           </w:pPr>
-          <w:hyperlink w:anchor="_Toc232344687" w:history="1">
+          <w:hyperlink w:anchor="_Toc232346611" w:history="1">
             <w:r>
               <w:rPr>
                 <w:rStyle w:val="Hyperlink"/>
@@ -3925,7 +3925,7 @@
                 <w:noProof/>
                 <w:webHidden/>
               </w:rPr>
-              <w:instrText xml:space="preserve"> PAGEREF _Toc232344687 \h </w:instrText>
+              <w:instrText xml:space="preserve"> PAGEREF _Toc232346611 \h </w:instrText>
             </w:r>
             <w:r>
               <w:rPr>
@@ -3945,7 +3945,7 @@
                 <w:noProof/>
                 <w:webHidden/>
               </w:rPr>
-              <w:t>15</w:t>
+              <w:t>18</w:t>
             </w:r>
             <w:r>
               <w:rPr>
@@ -3973,7 +3973,7 @@
               <w14:ligatures w14:val="standardContextual"/>
             </w:rPr>
           </w:pPr>
-          <w:hyperlink w:anchor="_Toc232344688" w:history="1">
+          <w:hyperlink w:anchor="_Toc232346612" w:history="1">
             <w:r>
               <w:rPr>
                 <w:rStyle w:val="Hyperlink"/>
@@ -4019,7 +4019,7 @@
                 <w:noProof/>
                 <w:webHidden/>
               </w:rPr>
-              <w:instrText xml:space="preserve"> PAGEREF _Toc232344688 \h </w:instrText>
+              <w:instrText xml:space="preserve"> PAGEREF _Toc232346612 \h </w:instrText>
             </w:r>
             <w:r>
               <w:rPr>
@@ -4039,7 +4039,7 @@
                 <w:noProof/>
                 <w:webHidden/>
               </w:rPr>
-              <w:t>15</w:t>
+              <w:t>18</w:t>
             </w:r>
             <w:r>
               <w:rPr>
@@ -4067,7 +4067,7 @@
               <w14:ligatures w14:val="standardContextual"/>
             </w:rPr>
           </w:pPr>
-          <w:hyperlink w:anchor="_Toc232344689" w:history="1">
+          <w:hyperlink w:anchor="_Toc232346613" w:history="1">
             <w:r>
               <w:rPr>
                 <w:rStyle w:val="Hyperlink"/>
@@ -4113,7 +4113,7 @@
                 <w:noProof/>
                 <w:webHidden/>
               </w:rPr>
-              <w:instrText xml:space="preserve"> PAGEREF _Toc232344689 \h </w:instrText>
+              <w:instrText xml:space="preserve"> PAGEREF _Toc232346613 \h </w:instrText>
             </w:r>
             <w:r>
               <w:rPr>
@@ -4133,7 +4133,7 @@
                 <w:noProof/>
                 <w:webHidden/>
               </w:rPr>
-              <w:t>15</w:t>
+              <w:t>18</w:t>
             </w:r>
             <w:r>
               <w:rPr>
@@ -4161,7 +4161,7 @@
               <w14:ligatures w14:val="standardContextual"/>
             </w:rPr>
           </w:pPr>
-          <w:hyperlink w:anchor="_Toc232344690" w:history="1">
+          <w:hyperlink w:anchor="_Toc232346614" w:history="1">
             <w:r>
               <w:rPr>
                 <w:rStyle w:val="Hyperlink"/>
@@ -4207,7 +4207,7 @@
                 <w:noProof/>
                 <w:webHidden/>
               </w:rPr>
-              <w:instrText xml:space="preserve"> PAGEREF _Toc232344690 \h </w:instrText>
+              <w:instrText xml:space="preserve"> PAGEREF _Toc232346614 \h </w:instrText>
             </w:r>
             <w:r>
               <w:rPr>
@@ -4227,7 +4227,7 @@
                 <w:noProof/>
                 <w:webHidden/>
               </w:rPr>
-              <w:t>15</w:t>
+              <w:t>18</w:t>
             </w:r>
             <w:r>
               <w:rPr>
@@ -4255,7 +4255,7 @@
               <w14:ligatures w14:val="standardContextual"/>
             </w:rPr>
           </w:pPr>
-          <w:hyperlink w:anchor="_Toc232344691" w:history="1">
+          <w:hyperlink w:anchor="_Toc232346615" w:history="1">
             <w:r>
               <w:rPr>
                 <w:rStyle w:val="Hyperlink"/>
@@ -4301,7 +4301,7 @@
                 <w:noProof/>
                 <w:webHidden/>
               </w:rPr>
-              <w:instrText xml:space="preserve"> PAGEREF _Toc232344691 \h </w:instrText>
+              <w:instrText xml:space="preserve"> PAGEREF _Toc232346615 \h </w:instrText>
             </w:r>
             <w:r>
               <w:rPr>
@@ -4321,7 +4321,7 @@
                 <w:noProof/>
                 <w:webHidden/>
               </w:rPr>
-              <w:t>15</w:t>
+              <w:t>18</w:t>
             </w:r>
             <w:r>
               <w:rPr>
@@ -4349,7 +4349,7 @@
               <w14:ligatures w14:val="standardContextual"/>
             </w:rPr>
           </w:pPr>
-          <w:hyperlink w:anchor="_Toc232344692" w:history="1">
+          <w:hyperlink w:anchor="_Toc232346616" w:history="1">
             <w:r>
               <w:rPr>
                 <w:rStyle w:val="Hyperlink"/>
@@ -4395,7 +4395,7 @@
                 <w:noProof/>
                 <w:webHidden/>
               </w:rPr>
-              <w:instrText xml:space="preserve"> PAGEREF _Toc232344692 \h </w:instrText>
+              <w:instrText xml:space="preserve"> PAGEREF _Toc232346616 \h </w:instrText>
             </w:r>
             <w:r>
               <w:rPr>
@@ -4415,7 +4415,7 @@
                 <w:noProof/>
                 <w:webHidden/>
               </w:rPr>
-              <w:t>16</w:t>
+              <w:t>19</w:t>
             </w:r>
             <w:r>
               <w:rPr>
@@ -4443,7 +4443,7 @@
               <w14:ligatures w14:val="standardContextual"/>
             </w:rPr>
           </w:pPr>
-          <w:hyperlink w:anchor="_Toc232344693" w:history="1">
+          <w:hyperlink w:anchor="_Toc232346617" w:history="1">
             <w:r>
               <w:rPr>
                 <w:rStyle w:val="Hyperlink"/>
@@ -4489,7 +4489,7 @@
                 <w:noProof/>
                 <w:webHidden/>
               </w:rPr>
-              <w:instrText xml:space="preserve"> PAGEREF _Toc232344693 \h </w:instrText>
+              <w:instrText xml:space="preserve"> PAGEREF _Toc232346617 \h </w:instrText>
             </w:r>
             <w:r>
               <w:rPr>
@@ -4509,7 +4509,7 @@
                 <w:noProof/>
                 <w:webHidden/>
               </w:rPr>
-              <w:t>17</w:t>
+              <w:t>20</w:t>
             </w:r>
             <w:r>
               <w:rPr>
@@ -4537,7 +4537,7 @@
               <w14:ligatures w14:val="standardContextual"/>
             </w:rPr>
           </w:pPr>
-          <w:hyperlink w:anchor="_Toc232344694" w:history="1">
+          <w:hyperlink w:anchor="_Toc232346618" w:history="1">
             <w:r>
               <w:rPr>
                 <w:rStyle w:val="Hyperlink"/>
@@ -4583,7 +4583,7 @@
                 <w:noProof/>
                 <w:webHidden/>
               </w:rPr>
-              <w:instrText xml:space="preserve"> PAGEREF _Toc232344694 \h </w:instrText>
+              <w:instrText xml:space="preserve"> PAGEREF _Toc232346618 \h </w:instrText>
             </w:r>
             <w:r>
               <w:rPr>
@@ -4603,7 +4603,7 @@
                 <w:noProof/>
                 <w:webHidden/>
               </w:rPr>
-              <w:t>18</w:t>
+              <w:t>21</w:t>
             </w:r>
             <w:r>
               <w:rPr>
@@ -4631,7 +4631,7 @@
               <w14:ligatures w14:val="standardContextual"/>
             </w:rPr>
           </w:pPr>
-          <w:hyperlink w:anchor="_Toc232344695" w:history="1">
+          <w:hyperlink w:anchor="_Toc232346619" w:history="1">
             <w:r>
               <w:rPr>
                 <w:rStyle w:val="Hyperlink"/>
@@ -4677,7 +4677,7 @@
                 <w:noProof/>
                 <w:webHidden/>
               </w:rPr>
-              <w:instrText xml:space="preserve"> PAGEREF _Toc232344695 \h </w:instrText>
+              <w:instrText xml:space="preserve"> PAGEREF _Toc232346619 \h </w:instrText>
             </w:r>
             <w:r>
               <w:rPr>
@@ -4697,7 +4697,7 @@
                 <w:noProof/>
                 <w:webHidden/>
               </w:rPr>
-              <w:t>18</w:t>
+              <w:t>21</w:t>
             </w:r>
             <w:r>
               <w:rPr>
@@ -4725,7 +4725,7 @@
               <w14:ligatures w14:val="standardContextual"/>
             </w:rPr>
           </w:pPr>
-          <w:hyperlink w:anchor="_Toc232344696" w:history="1">
+          <w:hyperlink w:anchor="_Toc232346620" w:history="1">
             <w:r>
               <w:rPr>
                 <w:rStyle w:val="Hyperlink"/>
@@ -4771,7 +4771,7 @@
                 <w:noProof/>
                 <w:webHidden/>
               </w:rPr>
-              <w:instrText xml:space="preserve"> PAGEREF _Toc232344696 \h </w:instrText>
+              <w:instrText xml:space="preserve"> PAGEREF _Toc232346620 \h </w:instrText>
             </w:r>
             <w:r>
               <w:rPr>
@@ -4791,7 +4791,7 @@
                 <w:noProof/>
                 <w:webHidden/>
               </w:rPr>
-              <w:t>19</w:t>
+              <w:t>22</w:t>
             </w:r>
             <w:r>
               <w:rPr>
@@ -4819,7 +4819,7 @@
               <w14:ligatures w14:val="standardContextual"/>
             </w:rPr>
           </w:pPr>
-          <w:hyperlink w:anchor="_Toc232344697" w:history="1">
+          <w:hyperlink w:anchor="_Toc232346621" w:history="1">
             <w:r>
               <w:rPr>
                 <w:rStyle w:val="Hyperlink"/>
@@ -4865,7 +4865,7 @@
                 <w:noProof/>
                 <w:webHidden/>
               </w:rPr>
-              <w:instrText xml:space="preserve"> PAGEREF _Toc232344697 \h </w:instrText>
+              <w:instrText xml:space="preserve"> PAGEREF _Toc232346621 \h </w:instrText>
             </w:r>
             <w:r>
               <w:rPr>
@@ -4885,7 +4885,7 @@
                 <w:noProof/>
                 <w:webHidden/>
               </w:rPr>
-              <w:t>19</w:t>
+              <w:t>22</w:t>
             </w:r>
             <w:r>
               <w:rPr>
@@ -4913,7 +4913,7 @@
               <w14:ligatures w14:val="standardContextual"/>
             </w:rPr>
           </w:pPr>
-          <w:hyperlink w:anchor="_Toc232344698" w:history="1">
+          <w:hyperlink w:anchor="_Toc232346622" w:history="1">
             <w:r>
               <w:rPr>
                 <w:rStyle w:val="Hyperlink"/>
@@ -4959,7 +4959,7 @@
                 <w:noProof/>
                 <w:webHidden/>
               </w:rPr>
-              <w:instrText xml:space="preserve"> PAGEREF _Toc232344698 \h </w:instrText>
+              <w:instrText xml:space="preserve"> PAGEREF _Toc232346622 \h </w:instrText>
             </w:r>
             <w:r>
               <w:rPr>
@@ -4979,7 +4979,7 @@
                 <w:noProof/>
                 <w:webHidden/>
               </w:rPr>
-              <w:t>19</w:t>
+              <w:t>22</w:t>
             </w:r>
             <w:r>
               <w:rPr>
@@ -5007,7 +5007,7 @@
               <w14:ligatures w14:val="standardContextual"/>
             </w:rPr>
           </w:pPr>
-          <w:hyperlink w:anchor="_Toc232344699" w:history="1">
+          <w:hyperlink w:anchor="_Toc232346623" w:history="1">
             <w:r>
               <w:rPr>
                 <w:rStyle w:val="Hyperlink"/>
@@ -5053,7 +5053,7 @@
                 <w:noProof/>
                 <w:webHidden/>
               </w:rPr>
-              <w:instrText xml:space="preserve"> PAGEREF _Toc232344699 \h </w:instrText>
+              <w:instrText xml:space="preserve"> PAGEREF _Toc232346623 \h </w:instrText>
             </w:r>
             <w:r>
               <w:rPr>
@@ -5073,7 +5073,7 @@
                 <w:noProof/>
                 <w:webHidden/>
               </w:rPr>
-              <w:t>20</w:t>
+              <w:t>23</w:t>
             </w:r>
             <w:r>
               <w:rPr>
@@ -5101,7 +5101,7 @@
               <w14:ligatures w14:val="standardContextual"/>
             </w:rPr>
           </w:pPr>
-          <w:hyperlink w:anchor="_Toc232344700" w:history="1">
+          <w:hyperlink w:anchor="_Toc232346624" w:history="1">
             <w:r>
               <w:rPr>
                 <w:rStyle w:val="Hyperlink"/>
@@ -5147,7 +5147,7 @@
                 <w:noProof/>
                 <w:webHidden/>
               </w:rPr>
-              <w:instrText xml:space="preserve"> PAGEREF _Toc232344700 \h </w:instrText>
+              <w:instrText xml:space="preserve"> PAGEREF _Toc232346624 \h </w:instrText>
             </w:r>
             <w:r>
               <w:rPr>
@@ -5167,7 +5167,7 @@
                 <w:noProof/>
                 <w:webHidden/>
               </w:rPr>
-              <w:t>20</w:t>
+              <w:t>23</w:t>
             </w:r>
             <w:r>
               <w:rPr>
@@ -5195,7 +5195,7 @@
               <w14:ligatures w14:val="standardContextual"/>
             </w:rPr>
           </w:pPr>
-          <w:hyperlink w:anchor="_Toc232344701" w:history="1">
+          <w:hyperlink w:anchor="_Toc232346625" w:history="1">
             <w:r>
               <w:rPr>
                 <w:rStyle w:val="Hyperlink"/>
@@ -5241,7 +5241,7 @@
                 <w:noProof/>
                 <w:webHidden/>
               </w:rPr>
-              <w:instrText xml:space="preserve"> PAGEREF _Toc232344701 \h </w:instrText>
+              <w:instrText xml:space="preserve"> PAGEREF _Toc232346625 \h </w:instrText>
             </w:r>
             <w:r>
               <w:rPr>
@@ -5261,7 +5261,7 @@
                 <w:noProof/>
                 <w:webHidden/>
               </w:rPr>
-              <w:t>20</w:t>
+              <w:t>23</w:t>
             </w:r>
             <w:r>
               <w:rPr>
@@ -5289,7 +5289,7 @@
               <w14:ligatures w14:val="standardContextual"/>
             </w:rPr>
           </w:pPr>
-          <w:hyperlink w:anchor="_Toc232344702" w:history="1">
+          <w:hyperlink w:anchor="_Toc232346626" w:history="1">
             <w:r>
               <w:rPr>
                 <w:rStyle w:val="Hyperlink"/>
@@ -5335,7 +5335,7 @@
                 <w:noProof/>
                 <w:webHidden/>
               </w:rPr>
-              <w:instrText xml:space="preserve"> PAGEREF _Toc232344702 \h </w:instrText>
+              <w:instrText xml:space="preserve"> PAGEREF _Toc232346626 \h </w:instrText>
             </w:r>
             <w:r>
               <w:rPr>
@@ -5355,7 +5355,7 @@
                 <w:noProof/>
                 <w:webHidden/>
               </w:rPr>
-              <w:t>20</w:t>
+              <w:t>23</w:t>
             </w:r>
             <w:r>
               <w:rPr>
@@ -5383,7 +5383,7 @@
               <w14:ligatures w14:val="standardContextual"/>
             </w:rPr>
           </w:pPr>
-          <w:hyperlink w:anchor="_Toc232344703" w:history="1">
+          <w:hyperlink w:anchor="_Toc232346627" w:history="1">
             <w:r>
               <w:rPr>
                 <w:rStyle w:val="Hyperlink"/>
@@ -5429,7 +5429,7 @@
                 <w:noProof/>
                 <w:webHidden/>
               </w:rPr>
-              <w:instrText xml:space="preserve"> PAGEREF _Toc232344703 \h </w:instrText>
+              <w:instrText xml:space="preserve"> PAGEREF _Toc232346627 \h </w:instrText>
             </w:r>
             <w:r>
               <w:rPr>
@@ -5449,7 +5449,7 @@
                 <w:noProof/>
                 <w:webHidden/>
               </w:rPr>
-              <w:t>20</w:t>
+              <w:t>23</w:t>
             </w:r>
             <w:r>
               <w:rPr>
@@ -5477,7 +5477,7 @@
               <w14:ligatures w14:val="standardContextual"/>
             </w:rPr>
           </w:pPr>
-          <w:hyperlink w:anchor="_Toc232344704" w:history="1">
+          <w:hyperlink w:anchor="_Toc232346628" w:history="1">
             <w:r>
               <w:rPr>
                 <w:rStyle w:val="Hyperlink"/>
@@ -5523,7 +5523,7 @@
                 <w:noProof/>
                 <w:webHidden/>
               </w:rPr>
-              <w:instrText xml:space="preserve"> PAGEREF _Toc232344704 \h </w:instrText>
+              <w:instrText xml:space="preserve"> PAGEREF _Toc232346628 \h </w:instrText>
             </w:r>
             <w:r>
               <w:rPr>
@@ -5543,7 +5543,7 @@
                 <w:noProof/>
                 <w:webHidden/>
               </w:rPr>
-              <w:t>21</w:t>
+              <w:t>24</w:t>
             </w:r>
             <w:r>
               <w:rPr>
@@ -5571,7 +5571,7 @@
               <w14:ligatures w14:val="standardContextual"/>
             </w:rPr>
           </w:pPr>
-          <w:hyperlink w:anchor="_Toc232344705" w:history="1">
+          <w:hyperlink w:anchor="_Toc232346629" w:history="1">
             <w:r>
               <w:rPr>
                 <w:rStyle w:val="Hyperlink"/>
@@ -5617,7 +5617,7 @@
                 <w:noProof/>
                 <w:webHidden/>
               </w:rPr>
-              <w:instrText xml:space="preserve"> PAGEREF _Toc232344705 \h </w:instrText>
+              <w:instrText xml:space="preserve"> PAGEREF _Toc232346629 \h </w:instrText>
             </w:r>
             <w:r>
               <w:rPr>
@@ -5637,7 +5637,7 @@
                 <w:noProof/>
                 <w:webHidden/>
               </w:rPr>
-              <w:t>21</w:t>
+              <w:t>25</w:t>
             </w:r>
             <w:r>
               <w:rPr>
@@ -5665,7 +5665,7 @@
               <w14:ligatures w14:val="standardContextual"/>
             </w:rPr>
           </w:pPr>
-          <w:hyperlink w:anchor="_Toc232344706" w:history="1">
+          <w:hyperlink w:anchor="_Toc232346630" w:history="1">
             <w:r>
               <w:rPr>
                 <w:rStyle w:val="Hyperlink"/>
@@ -5711,7 +5711,7 @@
                 <w:noProof/>
                 <w:webHidden/>
               </w:rPr>
-              <w:instrText xml:space="preserve"> PAGEREF _Toc232344706 \h </w:instrText>
+              <w:instrText xml:space="preserve"> PAGEREF _Toc232346630 \h </w:instrText>
             </w:r>
             <w:r>
               <w:rPr>
@@ -5731,7 +5731,7 @@
                 <w:noProof/>
                 <w:webHidden/>
               </w:rPr>
-              <w:t>22</w:t>
+              <w:t>26</w:t>
             </w:r>
             <w:r>
               <w:rPr>
@@ -5759,7 +5759,7 @@
               <w14:ligatures w14:val="standardContextual"/>
             </w:rPr>
           </w:pPr>
-          <w:hyperlink w:anchor="_Toc232344707" w:history="1">
+          <w:hyperlink w:anchor="_Toc232346631" w:history="1">
             <w:r>
               <w:rPr>
                 <w:rStyle w:val="Hyperlink"/>
@@ -5784,7 +5784,7 @@
                 <w:rStyle w:val="Hyperlink"/>
                 <w:noProof/>
               </w:rPr>
-              <w:t>Wiederanlauf / Wiederherstellung IT-Service "..."</w:t>
+              <w:t>Wiederanlauf / Wiederherstellung IT-Service "E-Mail &amp; Mailflow (Exchange Online)"</w:t>
             </w:r>
             <w:r>
               <w:rPr>
@@ -5805,7 +5805,7 @@
                 <w:noProof/>
                 <w:webHidden/>
               </w:rPr>
-              <w:instrText xml:space="preserve"> PAGEREF _Toc232344707 \h </w:instrText>
+              <w:instrText xml:space="preserve"> PAGEREF _Toc232346631 \h </w:instrText>
             </w:r>
             <w:r>
               <w:rPr>
@@ -5825,7 +5825,7 @@
                 <w:noProof/>
                 <w:webHidden/>
               </w:rPr>
-              <w:t>22</w:t>
+              <w:t>27</w:t>
             </w:r>
             <w:r>
               <w:rPr>
@@ -5853,7 +5853,7 @@
               <w14:ligatures w14:val="standardContextual"/>
             </w:rPr>
           </w:pPr>
-          <w:hyperlink w:anchor="_Toc232344708" w:history="1">
+          <w:hyperlink w:anchor="_Toc232346632" w:history="1">
             <w:r>
               <w:rPr>
                 <w:rStyle w:val="Hyperlink"/>
@@ -5899,7 +5899,7 @@
                 <w:noProof/>
                 <w:webHidden/>
               </w:rPr>
-              <w:instrText xml:space="preserve"> PAGEREF _Toc232344708 \h </w:instrText>
+              <w:instrText xml:space="preserve"> PAGEREF _Toc232346632 \h </w:instrText>
             </w:r>
             <w:r>
               <w:rPr>
@@ -5919,7 +5919,7 @@
                 <w:noProof/>
                 <w:webHidden/>
               </w:rPr>
-              <w:t>23</w:t>
+              <w:t>28</w:t>
             </w:r>
             <w:r>
               <w:rPr>
@@ -5947,7 +5947,7 @@
               <w14:ligatures w14:val="standardContextual"/>
             </w:rPr>
           </w:pPr>
-          <w:hyperlink w:anchor="_Toc232344709" w:history="1">
+          <w:hyperlink w:anchor="_Toc232346633" w:history="1">
             <w:r>
               <w:rPr>
                 <w:rStyle w:val="Hyperlink"/>
@@ -5993,7 +5993,7 @@
                 <w:noProof/>
                 <w:webHidden/>
               </w:rPr>
-              <w:instrText xml:space="preserve"> PAGEREF _Toc232344709 \h </w:instrText>
+              <w:instrText xml:space="preserve"> PAGEREF _Toc232346633 \h </w:instrText>
             </w:r>
             <w:r>
               <w:rPr>
@@ -6013,7 +6013,7 @@
                 <w:noProof/>
                 <w:webHidden/>
               </w:rPr>
-              <w:t>23</w:t>
+              <w:t>28</w:t>
             </w:r>
             <w:r>
               <w:rPr>
@@ -6041,7 +6041,7 @@
               <w14:ligatures w14:val="standardContextual"/>
             </w:rPr>
           </w:pPr>
-          <w:hyperlink w:anchor="_Toc232344710" w:history="1">
+          <w:hyperlink w:anchor="_Toc232346634" w:history="1">
             <w:r>
               <w:rPr>
                 <w:rStyle w:val="Hyperlink"/>
@@ -6087,7 +6087,7 @@
                 <w:noProof/>
                 <w:webHidden/>
               </w:rPr>
-              <w:instrText xml:space="preserve"> PAGEREF _Toc232344710 \h </w:instrText>
+              <w:instrText xml:space="preserve"> PAGEREF _Toc232346634 \h </w:instrText>
             </w:r>
             <w:r>
               <w:rPr>
@@ -6107,7 +6107,7 @@
                 <w:noProof/>
                 <w:webHidden/>
               </w:rPr>
-              <w:t>23</w:t>
+              <w:t>28</w:t>
             </w:r>
             <w:r>
               <w:rPr>
@@ -6135,7 +6135,7 @@
               <w14:ligatures w14:val="standardContextual"/>
             </w:rPr>
           </w:pPr>
-          <w:hyperlink w:anchor="_Toc232344711" w:history="1">
+          <w:hyperlink w:anchor="_Toc232346635" w:history="1">
             <w:r>
               <w:rPr>
                 <w:rStyle w:val="Hyperlink"/>
@@ -6181,7 +6181,7 @@
                 <w:noProof/>
                 <w:webHidden/>
               </w:rPr>
-              <w:instrText xml:space="preserve"> PAGEREF _Toc232344711 \h </w:instrText>
+              <w:instrText xml:space="preserve"> PAGEREF _Toc232346635 \h </w:instrText>
             </w:r>
             <w:r>
               <w:rPr>
@@ -6201,7 +6201,7 @@
                 <w:noProof/>
                 <w:webHidden/>
               </w:rPr>
-              <w:t>24</w:t>
+              <w:t>29</w:t>
             </w:r>
             <w:r>
               <w:rPr>
@@ -6229,7 +6229,7 @@
               <w14:ligatures w14:val="standardContextual"/>
             </w:rPr>
           </w:pPr>
-          <w:hyperlink w:anchor="_Toc232344712" w:history="1">
+          <w:hyperlink w:anchor="_Toc232346636" w:history="1">
             <w:r>
               <w:rPr>
                 <w:rStyle w:val="Hyperlink"/>
@@ -6275,7 +6275,7 @@
                 <w:noProof/>
                 <w:webHidden/>
               </w:rPr>
-              <w:instrText xml:space="preserve"> PAGEREF _Toc232344712 \h </w:instrText>
+              <w:instrText xml:space="preserve"> PAGEREF _Toc232346636 \h </w:instrText>
             </w:r>
             <w:r>
               <w:rPr>
@@ -6295,7 +6295,7 @@
                 <w:noProof/>
                 <w:webHidden/>
               </w:rPr>
-              <w:t>26</w:t>
+              <w:t>31</w:t>
             </w:r>
             <w:r>
               <w:rPr>
@@ -6323,7 +6323,7 @@
               <w14:ligatures w14:val="standardContextual"/>
             </w:rPr>
           </w:pPr>
-          <w:hyperlink w:anchor="_Toc232344713" w:history="1">
+          <w:hyperlink w:anchor="_Toc232346637" w:history="1">
             <w:r>
               <w:rPr>
                 <w:rStyle w:val="Hyperlink"/>
@@ -6369,7 +6369,7 @@
                 <w:noProof/>
                 <w:webHidden/>
               </w:rPr>
-              <w:instrText xml:space="preserve"> PAGEREF _Toc232344713 \h </w:instrText>
+              <w:instrText xml:space="preserve"> PAGEREF _Toc232346637 \h </w:instrText>
             </w:r>
             <w:r>
               <w:rPr>
@@ -6389,7 +6389,7 @@
                 <w:noProof/>
                 <w:webHidden/>
               </w:rPr>
-              <w:t>27</w:t>
+              <w:t>32</w:t>
             </w:r>
             <w:r>
               <w:rPr>
@@ -6417,7 +6417,7 @@
               <w14:ligatures w14:val="standardContextual"/>
             </w:rPr>
           </w:pPr>
-          <w:hyperlink w:anchor="_Toc232344714" w:history="1">
+          <w:hyperlink w:anchor="_Toc232346638" w:history="1">
             <w:r>
               <w:rPr>
                 <w:rStyle w:val="Hyperlink"/>
@@ -6463,7 +6463,7 @@
                 <w:noProof/>
                 <w:webHidden/>
               </w:rPr>
-              <w:instrText xml:space="preserve"> PAGEREF _Toc232344714 \h </w:instrText>
+              <w:instrText xml:space="preserve"> PAGEREF _Toc232346638 \h </w:instrText>
             </w:r>
             <w:r>
               <w:rPr>
@@ -6483,7 +6483,7 @@
                 <w:noProof/>
                 <w:webHidden/>
               </w:rPr>
-              <w:t>28</w:t>
+              <w:t>33</w:t>
             </w:r>
             <w:r>
               <w:rPr>
@@ -6511,7 +6511,7 @@
               <w14:ligatures w14:val="standardContextual"/>
             </w:rPr>
           </w:pPr>
-          <w:hyperlink w:anchor="_Toc232344715" w:history="1">
+          <w:hyperlink w:anchor="_Toc232346639" w:history="1">
             <w:r>
               <w:rPr>
                 <w:rStyle w:val="Hyperlink"/>
@@ -6557,7 +6557,7 @@
                 <w:noProof/>
                 <w:webHidden/>
               </w:rPr>
-              <w:instrText xml:space="preserve"> PAGEREF _Toc232344715 \h </w:instrText>
+              <w:instrText xml:space="preserve"> PAGEREF _Toc232346639 \h </w:instrText>
             </w:r>
             <w:r>
               <w:rPr>
@@ -6577,7 +6577,7 @@
                 <w:noProof/>
                 <w:webHidden/>
               </w:rPr>
-              <w:t>28</w:t>
+              <w:t>33</w:t>
             </w:r>
             <w:r>
               <w:rPr>
@@ -6605,7 +6605,7 @@
               <w14:ligatures w14:val="standardContextual"/>
             </w:rPr>
           </w:pPr>
-          <w:hyperlink w:anchor="_Toc232344716" w:history="1">
+          <w:hyperlink w:anchor="_Toc232346640" w:history="1">
             <w:r>
               <w:rPr>
                 <w:rStyle w:val="Hyperlink"/>
@@ -6651,7 +6651,7 @@
                 <w:noProof/>
                 <w:webHidden/>
               </w:rPr>
-              <w:instrText xml:space="preserve"> PAGEREF _Toc232344716 \h </w:instrText>
+              <w:instrText xml:space="preserve"> PAGEREF _Toc232346640 \h </w:instrText>
             </w:r>
             <w:r>
               <w:rPr>
@@ -6671,7 +6671,7 @@
                 <w:noProof/>
                 <w:webHidden/>
               </w:rPr>
-              <w:t>28</w:t>
+              <w:t>33</w:t>
             </w:r>
             <w:r>
               <w:rPr>
@@ -6699,7 +6699,7 @@
               <w14:ligatures w14:val="standardContextual"/>
             </w:rPr>
           </w:pPr>
-          <w:hyperlink w:anchor="_Toc232344717" w:history="1">
+          <w:hyperlink w:anchor="_Toc232346641" w:history="1">
             <w:r>
               <w:rPr>
                 <w:rStyle w:val="Hyperlink"/>
@@ -6745,7 +6745,7 @@
                 <w:noProof/>
                 <w:webHidden/>
               </w:rPr>
-              <w:instrText xml:space="preserve"> PAGEREF _Toc232344717 \h </w:instrText>
+              <w:instrText xml:space="preserve"> PAGEREF _Toc232346641 \h </w:instrText>
             </w:r>
             <w:r>
               <w:rPr>
@@ -6765,7 +6765,7 @@
                 <w:noProof/>
                 <w:webHidden/>
               </w:rPr>
-              <w:t>29</w:t>
+              <w:t>34</w:t>
             </w:r>
             <w:r>
               <w:rPr>
@@ -6793,7 +6793,7 @@
               <w14:ligatures w14:val="standardContextual"/>
             </w:rPr>
           </w:pPr>
-          <w:hyperlink w:anchor="_Toc232344718" w:history="1">
+          <w:hyperlink w:anchor="_Toc232346642" w:history="1">
             <w:r>
               <w:rPr>
                 <w:rStyle w:val="Hyperlink"/>
@@ -6839,7 +6839,7 @@
                 <w:noProof/>
                 <w:webHidden/>
               </w:rPr>
-              <w:instrText xml:space="preserve"> PAGEREF _Toc232344718 \h </w:instrText>
+              <w:instrText xml:space="preserve"> PAGEREF _Toc232346642 \h </w:instrText>
             </w:r>
             <w:r>
               <w:rPr>
@@ -6859,7 +6859,7 @@
                 <w:noProof/>
                 <w:webHidden/>
               </w:rPr>
-              <w:t>30</w:t>
+              <w:t>35</w:t>
             </w:r>
             <w:r>
               <w:rPr>
@@ -6898,7 +6898,7 @@
       <w:pPr>
         <w:pStyle w:val="berschrift1"/>
       </w:pPr>
-      <w:bookmarkStart w:id="0" w:name="_Toc232344651"/>
+      <w:bookmarkStart w:id="0" w:name="_Toc232346575"/>
       <w:r>
         <w:t>Einordnung des IT-Notfallplans</w:t>
       </w:r>
@@ -7074,7 +7074,7 @@
       <w:pPr>
         <w:pStyle w:val="berschrift1"/>
       </w:pPr>
-      <w:bookmarkStart w:id="1" w:name="_Toc232344652"/>
+      <w:bookmarkStart w:id="1" w:name="_Toc232346576"/>
       <w:r>
         <w:t>Erkennen und Melden potenzielle</w:t>
       </w:r>
@@ -7293,7 +7293,7 @@
       <w:pPr>
         <w:pStyle w:val="berschrift2"/>
       </w:pPr>
-      <w:bookmarkStart w:id="2" w:name="_Toc232344653"/>
+      <w:bookmarkStart w:id="2" w:name="_Toc232346577"/>
       <w:r>
         <w:t xml:space="preserve">Kriterien eines potenziellen </w:t>
       </w:r>
@@ -7309,7 +7309,7 @@
       <w:pPr>
         <w:pStyle w:val="berschrift3"/>
       </w:pPr>
-      <w:bookmarkStart w:id="3" w:name="_Toc232344654"/>
+      <w:bookmarkStart w:id="3" w:name="_Toc232346578"/>
       <w:r>
         <w:t xml:space="preserve">Für den </w:t>
       </w:r>
@@ -7332,7 +7332,35 @@
         </w:numPr>
       </w:pPr>
       <w:r>
-        <w:t>...</w:t>
+        <w:t>Eines der folgenden Kriterien ist erfüllt:</w:t>
+      </w:r>
+      <w:r>
+        <w:br/>
+        <w:t>• Microsoft 365 Service Health Dashboard zeigt 'Service Degradation' oder 'Service Outage' für Exchange Online</w:t>
+      </w:r>
+      <w:r>
+        <w:br/>
+        <w:t>• Mehr als 20 % der Nutzer berichten über Ausfälle des E-Mail-Empfangs oder -Versands</w:t>
+      </w:r>
+      <w:r>
+        <w:br/>
+        <w:t>• Microsoft Defender for Office 365 meldet eine aktive Angriffskampagne (Phishing/BEC-Welle)</w:t>
+      </w:r>
+      <w:r>
+        <w:br/>
+        <w:t>• Unified Audit Log zeigt ungewöhnliche Mailflow-Regeln, Massen-Weiterleitungen oder unbekannte Delegierungen</w:t>
+      </w:r>
+      <w:r>
+        <w:br/>
+        <w:t>• Verdacht auf Business E-Mail Compromise (BEC): Angreifer versendet E-Mails im Namen eines Mitarbeiters</w:t>
+      </w:r>
+      <w:r>
+        <w:br/>
+        <w:t>• Entra ID Identity Protection: User Risk = High oder Sign-in Risk = High für E-Mail-Nutzer</w:t>
+      </w:r>
+      <w:r>
+        <w:br/>
+        <w:t>• Ausgehende Spam-Warnmeldung von Microsoft (Ausgehende Nachrichten blockiert)</w:t>
       </w:r>
     </w:p>
     <w:p/>
@@ -7340,7 +7368,7 @@
       <w:pPr>
         <w:pStyle w:val="berschrift3"/>
       </w:pPr>
-      <w:bookmarkStart w:id="4" w:name="_Toc232344655"/>
+      <w:bookmarkStart w:id="4" w:name="_Toc232346579"/>
       <w:r>
         <w:t xml:space="preserve">Für den IT </w:t>
       </w:r>
@@ -7363,7 +7391,27 @@
         </w:numPr>
       </w:pPr>
       <w:r>
-        <w:t>...</w:t>
+        <w:t>Eines der folgenden Kriterien ist erfüllt:</w:t>
+      </w:r>
+      <w:r>
+        <w:br/>
+        <w:t>• Mehr als 5 gleichzeitige Meldungen über Ausfall der E-Mail-Funktion (Outlook/OWA/Mobile)</w:t>
+      </w:r>
+      <w:r>
+        <w:br/>
+        <w:t>• Nutzer berichten über Zustellungsfehler (NDR: Non-Delivery Report) für kritische Adressen</w:t>
+      </w:r>
+      <w:r>
+        <w:br/>
+        <w:t>• Outlook zeigt 'Verbindung getrennt' für mehr als 30 Minuten</w:t>
+      </w:r>
+      <w:r>
+        <w:br/>
+        <w:t>• Meldungen über verdächtige E-Mails im Namen von Führungskräften (BEC-Indikator)</w:t>
+      </w:r>
+      <w:r>
+        <w:br/>
+        <w:t>• Nutzer berichten über unerwartete MFA-Aufforderungen oder gesperrte Konten</w:t>
       </w:r>
     </w:p>
     <w:p/>
@@ -7371,7 +7419,7 @@
       <w:pPr>
         <w:pStyle w:val="berschrift3"/>
       </w:pPr>
-      <w:bookmarkStart w:id="5" w:name="_Toc232344656"/>
+      <w:bookmarkStart w:id="5" w:name="_Toc232346580"/>
       <w:r>
         <w:t xml:space="preserve">Für </w:t>
       </w:r>
@@ -7452,7 +7500,7 @@
         </w:numPr>
       </w:pPr>
       <w:r>
-        <w:t>...</w:t>
+        <w:t>• Ausfall von Exchange Online dauert länger als 30 Minuten an</w:t>
       </w:r>
     </w:p>
     <w:p/>
@@ -7460,7 +7508,7 @@
       <w:pPr>
         <w:pStyle w:val="berschrift3"/>
       </w:pPr>
-      <w:bookmarkStart w:id="6" w:name="_Toc232344657"/>
+      <w:bookmarkStart w:id="6" w:name="_Toc232346581"/>
       <w:r>
         <w:t xml:space="preserve">Für das </w:t>
       </w:r>
@@ -7497,7 +7545,7 @@
       <w:pPr>
         <w:pStyle w:val="berschrift3"/>
       </w:pPr>
-      <w:bookmarkStart w:id="7" w:name="_Toc232344658"/>
+      <w:bookmarkStart w:id="7" w:name="_Toc232346582"/>
       <w:r>
         <w:t xml:space="preserve">Für den </w:t>
       </w:r>
@@ -7538,7 +7586,7 @@
       <w:pPr>
         <w:pStyle w:val="berschrift2"/>
       </w:pPr>
-      <w:bookmarkStart w:id="8" w:name="_Toc232344659"/>
+      <w:bookmarkStart w:id="8" w:name="_Toc232346583"/>
       <w:r>
         <w:t>Automatisierte Systeme</w:t>
       </w:r>
@@ -7557,7 +7605,93 @@
     </w:p>
     <w:p>
       <w:r>
-        <w:t>...</w:t>
+        <w:t>Die folgenden Systeme generieren Alarme, die einen IT-Notfall bedeuten können:</w:t>
+      </w:r>
+      <w:r>
+        <w:br/>
+      </w:r>
+      <w:r>
+        <w:br/>
+        <w:t>• Microsoft 365 Service Health Dashboard</w:t>
+      </w:r>
+      <w:r>
+        <w:br/>
+        <w:t xml:space="preserve">  URL: https://admin.microsoft.com/adminportal/home#/servicehealth</w:t>
+      </w:r>
+      <w:r>
+        <w:br/>
+        <w:t xml:space="preserve">  → Zeigt aktuelle Ausfälle und Degradierungen aller M365-Dienste in Echtzeit</w:t>
+      </w:r>
+      <w:r>
+        <w:br/>
+      </w:r>
+      <w:r>
+        <w:br/>
+        <w:t>• Microsoft Defender for Office 365 (MDO)</w:t>
+      </w:r>
+      <w:r>
+        <w:br/>
+        <w:t xml:space="preserve">  URL: https://security.microsoft.com → Incidents &amp; Alerts</w:t>
+      </w:r>
+      <w:r>
+        <w:br/>
+        <w:t xml:space="preserve">  → Alerts bei Phishing, Malware, BEC, kompromittierten Konten</w:t>
+      </w:r>
+      <w:r>
+        <w:br/>
+      </w:r>
+      <w:r>
+        <w:br/>
+        <w:t>• Microsoft Entra ID Identity Protection</w:t>
+      </w:r>
+      <w:r>
+        <w:br/>
+        <w:t xml:space="preserve">  URL: https://entra.microsoft.com → Protection → Identity Protection</w:t>
+      </w:r>
+      <w:r>
+        <w:br/>
+        <w:t xml:space="preserve">  → Risk Events: User Risk High / Sign-in Risk High</w:t>
+      </w:r>
+      <w:r>
+        <w:br/>
+      </w:r>
+      <w:r>
+        <w:br/>
+        <w:t>• Microsoft Sentinel (sofern lizenziert)</w:t>
+      </w:r>
+      <w:r>
+        <w:br/>
+        <w:t xml:space="preserve">  → Custom Analytics Rules für Exchange Online Anomalien</w:t>
+      </w:r>
+      <w:r>
+        <w:br/>
+        <w:t xml:space="preserve">  → Alerts bei ungewöhnlichen Mailflow-Regeländerungen, Massen-Löschungen</w:t>
+      </w:r>
+      <w:r>
+        <w:br/>
+      </w:r>
+      <w:r>
+        <w:br/>
+        <w:t>• Microsoft Defender for Cloud Apps</w:t>
+      </w:r>
+      <w:r>
+        <w:br/>
+        <w:t xml:space="preserve">  → Shadow IT und Datenverlust-Warnungen (DLP-Alerts)</w:t>
+      </w:r>
+      <w:r>
+        <w:br/>
+      </w:r>
+      <w:r>
+        <w:br/>
+        <w:t>• Ausgehende Spam-Benachrichtigung von Microsoft</w:t>
+      </w:r>
+      <w:r>
+        <w:br/>
+        <w:t xml:space="preserve">  → Microsoft sperrt automatisch kompromittierte Konten beim Versand von Spam</w:t>
+      </w:r>
+      <w:r>
+        <w:br/>
+        <w:t xml:space="preserve">  → Benachrichtigung an globale Admins per E-Mail</w:t>
       </w:r>
     </w:p>
     <w:p/>
@@ -7565,8 +7699,9 @@
       <w:pPr>
         <w:pStyle w:val="berschrift2"/>
       </w:pPr>
-      <w:bookmarkStart w:id="9" w:name="_Toc232344660"/>
-      <w:r>
+      <w:bookmarkStart w:id="9" w:name="_Toc232346584"/>
+      <w:r>
+        <w:lastRenderedPageBreak/>
         <w:t>Meld</w:t>
       </w:r>
       <w:r>
@@ -7587,7 +7722,7 @@
       <w:pPr>
         <w:pStyle w:val="berschrift3"/>
       </w:pPr>
-      <w:bookmarkStart w:id="10" w:name="_Toc232344661"/>
+      <w:bookmarkStart w:id="10" w:name="_Toc232346585"/>
       <w:r>
         <w:t>Zu normalen Arbeitszeiten:</w:t>
       </w:r>
@@ -7629,25 +7764,27 @@
       </w:r>
     </w:p>
     <w:p>
-      <w:pPr>
-        <w:rPr>
-          <w:lang w:val="en-US"/>
-        </w:rPr>
-      </w:pPr>
-      <w:r>
-        <w:rPr>
-          <w:lang w:val="en-US"/>
-        </w:rPr>
-        <w:t>...</w:t>
-      </w:r>
-    </w:p>
-    <w:p>
-      <w:pPr>
-        <w:rPr>
-          <w:lang w:val="en-US"/>
-        </w:rPr>
-      </w:pPr>
-    </w:p>
+      <w:r>
+        <w:t>IT Help Desk kontaktieren:</w:t>
+      </w:r>
+      <w:r>
+        <w:br/>
+        <w:t>Telefon: [Bitte eintragen]</w:t>
+      </w:r>
+      <w:r>
+        <w:br/>
+        <w:t>E-Mail: helpdesk@[domain.de]</w:t>
+      </w:r>
+      <w:r>
+        <w:br/>
+        <w:t>Ticket-System: [URL eintragen]</w:t>
+      </w:r>
+      <w:r>
+        <w:br/>
+        <w:t>Alternativ: Microsoft 365 Service Health prüfen unter https://admin.microsoft.com</w:t>
+      </w:r>
+    </w:p>
+    <w:p/>
     <w:p>
       <w:r>
         <w:t xml:space="preserve">Weiterleitung </w:t>
@@ -7673,7 +7810,11 @@
     </w:p>
     <w:p>
       <w:r>
-        <w:t>...</w:t>
+        <w:t>Michael Kirst-Neshva (IT-Verantwortlicher)</w:t>
+      </w:r>
+      <w:r>
+        <w:br/>
+        <w:t>michael_kirst@hotmail.com | Mobil: [Bitte eintragen]</w:t>
       </w:r>
     </w:p>
     <w:p/>
@@ -7681,7 +7822,7 @@
       <w:pPr>
         <w:pStyle w:val="berschrift3"/>
       </w:pPr>
-      <w:bookmarkStart w:id="11" w:name="_Toc232344662"/>
+      <w:bookmarkStart w:id="11" w:name="_Toc232346586"/>
       <w:r>
         <w:t>Außerhalb der normalen Arbeitszeiten</w:t>
       </w:r>
@@ -7709,7 +7850,15 @@
     </w:p>
     <w:p>
       <w:r>
-        <w:t>...</w:t>
+        <w:t>Michael Kirst-Neshva (IT-Verantwortlicher)</w:t>
+      </w:r>
+      <w:r>
+        <w:br/>
+        <w:t>Mobil: [Bitte eintragen] (24/7 erreichbar für IT-Notfälle)</w:t>
+      </w:r>
+      <w:r>
+        <w:br/>
+        <w:t>michael_kirst@hotmail.com</w:t>
       </w:r>
     </w:p>
     <w:p/>
@@ -7722,7 +7871,7 @@
       <w:pPr>
         <w:pStyle w:val="berschrift2"/>
       </w:pPr>
-      <w:bookmarkStart w:id="12" w:name="_Toc232344663"/>
+      <w:bookmarkStart w:id="12" w:name="_Toc232346587"/>
       <w:r>
         <w:t xml:space="preserve">Diensthabende </w:t>
       </w:r>
@@ -7756,7 +7905,7 @@
       <w:pPr>
         <w:pStyle w:val="berschrift1"/>
       </w:pPr>
-      <w:bookmarkStart w:id="13" w:name="_Toc232344664"/>
+      <w:bookmarkStart w:id="13" w:name="_Toc232346588"/>
       <w:r>
         <w:t>IT-</w:t>
       </w:r>
@@ -7769,7 +7918,7 @@
       <w:pPr>
         <w:pStyle w:val="berschrift2"/>
       </w:pPr>
-      <w:bookmarkStart w:id="14" w:name="_Toc232344665"/>
+      <w:bookmarkStart w:id="14" w:name="_Toc232346589"/>
       <w:r>
         <w:t>Allgemein</w:t>
       </w:r>
@@ -7893,7 +8042,7 @@
       <w:pPr>
         <w:pStyle w:val="berschrift2"/>
       </w:pPr>
-      <w:bookmarkStart w:id="15" w:name="_Toc232344666"/>
+      <w:bookmarkStart w:id="15" w:name="_Toc232346590"/>
       <w:r>
         <w:t xml:space="preserve">Bei </w:t>
       </w:r>
@@ -7928,7 +8077,147 @@
         </w:numPr>
       </w:pPr>
       <w:r>
-        <w:t>...</w:t>
+        <w:t>Phase 1 – Isolation (0–15 Minuten)</w:t>
+      </w:r>
+      <w:r>
+        <w:br/>
+        <w:t>1. Betroffenes Benutzerkonto in Entra ID sofort sperren:</w:t>
+      </w:r>
+      <w:r>
+        <w:br/>
+        <w:t xml:space="preserve">   Entra Admin Center (entra.microsoft.com) → Benutzer → [Konto] → Anmeldung blockieren = Ja</w:t>
+      </w:r>
+      <w:r>
+        <w:br/>
+      </w:r>
+      <w:r>
+        <w:br/>
+        <w:t>2. Alle aktiven Sessions des Benutzers widerrufen:</w:t>
+      </w:r>
+      <w:r>
+        <w:br/>
+        <w:t xml:space="preserve">   PowerShell: Revoke-MgUserSignInSession -UserId &lt;UPN&gt;</w:t>
+      </w:r>
+      <w:r>
+        <w:br/>
+      </w:r>
+      <w:r>
+        <w:br/>
+        <w:t>3. MFA-Methoden des Benutzers überprüfen:</w:t>
+      </w:r>
+      <w:r>
+        <w:br/>
+        <w:t xml:space="preserve">   Entra ID → Benutzer → [Konto] → Authentifizierungsmethoden</w:t>
+      </w:r>
+      <w:r>
+        <w:br/>
+        <w:t xml:space="preserve">   → Unbekannte Methoden (fremde Handynummern, fremde E-Mail) sofort entfernen</w:t>
+      </w:r>
+      <w:r>
+        <w:br/>
+      </w:r>
+      <w:r>
+        <w:br/>
+        <w:t>4. Alle OAuth-Anwendungsberechtigungen des Benutzers widerrufen:</w:t>
+      </w:r>
+      <w:r>
+        <w:br/>
+        <w:t xml:space="preserve">   Entra ID → Enterprise Applications → [App] → Berechtigungen → Einwilligung widerrufen</w:t>
+      </w:r>
+      <w:r>
+        <w:br/>
+      </w:r>
+      <w:r>
+        <w:br/>
+        <w:t>Phase 2 – Beweissicherung (15–60 Minuten)</w:t>
+      </w:r>
+      <w:r>
+        <w:br/>
+        <w:t>5. Unified Audit Log exportieren (Purview Compliance Portal):</w:t>
+      </w:r>
+      <w:r>
+        <w:br/>
+        <w:t xml:space="preserve">   compliance.microsoft.com → Audit → Neue Suche</w:t>
+      </w:r>
+      <w:r>
+        <w:br/>
+        <w:t xml:space="preserve">   Zeitraum: 48 Stunden vor Erstmeldung bis jetzt</w:t>
+      </w:r>
+      <w:r>
+        <w:br/>
+        <w:t xml:space="preserve">   Aktivitäten: Exchange-Postfachaktivitäten, Anmeldeereignisse</w:t>
+      </w:r>
+      <w:r>
+        <w:br/>
+      </w:r>
+      <w:r>
+        <w:br/>
+        <w:t>6. MessageTrace für betroffenes Postfach ausführen:</w:t>
+      </w:r>
+      <w:r>
+        <w:br/>
+        <w:t xml:space="preserve">   Exchange Admin Center → Mailflow → Nachrichtenablaufverfolgung</w:t>
+      </w:r>
+      <w:r>
+        <w:br/>
+      </w:r>
+      <w:r>
+        <w:lastRenderedPageBreak/>
+        <w:br/>
+        <w:t>7. Microsoft Defender Incidents-Bericht herunterladen:</w:t>
+      </w:r>
+      <w:r>
+        <w:br/>
+        <w:t xml:space="preserve">   security.microsoft.com → Incidents → [Incident] → Exportieren</w:t>
+      </w:r>
+      <w:r>
+        <w:br/>
+      </w:r>
+      <w:r>
+        <w:br/>
+        <w:t>Phase 3 – Eindämmung</w:t>
+      </w:r>
+      <w:r>
+        <w:br/>
+        <w:t>8. Verdächtige Mailflow-Regeln prüfen und deaktivieren:</w:t>
+      </w:r>
+      <w:r>
+        <w:br/>
+        <w:t xml:space="preserve">   Exchange Admin Center → Mailflow → Regeln → Alle überprüfen</w:t>
+      </w:r>
+      <w:r>
+        <w:br/>
+        <w:t xml:space="preserve">   Besonders: Regeln die Mails weiterleiten oder an externe Adressen kopieren</w:t>
+      </w:r>
+      <w:r>
+        <w:br/>
+      </w:r>
+      <w:r>
+        <w:br/>
+        <w:t>9. Externe Weiterleitungen deaktivieren:</w:t>
+      </w:r>
+      <w:r>
+        <w:br/>
+        <w:t xml:space="preserve">   Exchange Admin Center → Anti-Spam → Ausgehende Spam-Richtlinie</w:t>
+      </w:r>
+      <w:r>
+        <w:br/>
+        <w:t xml:space="preserve">   → 'Automatische externe Weiterleitung' auf 'Deaktiviert' setzen</w:t>
+      </w:r>
+      <w:r>
+        <w:br/>
+      </w:r>
+      <w:r>
+        <w:br/>
+        <w:t>10. Kompromittiertes Passwort zurücksetzen NACH Isolation:</w:t>
+      </w:r>
+      <w:r>
+        <w:br/>
+        <w:t xml:space="preserve">    Entra ID → Benutzer → [Konto] → Kennwort zurücksetzen</w:t>
+      </w:r>
+      <w:r>
+        <w:br/>
+        <w:t xml:space="preserve">    → Kontozugang erst nach Bestätigung der IT-Sicherheit wieder freigeben</w:t>
       </w:r>
     </w:p>
     <w:p>
@@ -7959,7 +8248,149 @@
         </w:numPr>
       </w:pPr>
       <w:r>
-        <w:t>...</w:t>
+        <w:t>Phase 1 – Isolation (0–15 Minuten)</w:t>
+      </w:r>
+      <w:r>
+        <w:br/>
+        <w:t>1. Betroffenes Benutzerkonto in Entra ID sofort sperren:</w:t>
+      </w:r>
+      <w:r>
+        <w:br/>
+        <w:t xml:space="preserve">   Entra Admin Center (entra.microsoft.com) → Benutzer → [Konto] → Anmeldung blockieren = Ja</w:t>
+      </w:r>
+      <w:r>
+        <w:br/>
+      </w:r>
+      <w:r>
+        <w:br/>
+        <w:t>2. Alle aktiven Sessions des Benutzers widerrufen:</w:t>
+      </w:r>
+      <w:r>
+        <w:br/>
+        <w:t xml:space="preserve">   PowerShell: Revoke-MgUserSignInSession -UserId &lt;UPN&gt;</w:t>
+      </w:r>
+      <w:r>
+        <w:br/>
+      </w:r>
+      <w:r>
+        <w:br/>
+        <w:t>3. MFA-Methoden des Benutzers überprüfen:</w:t>
+      </w:r>
+      <w:r>
+        <w:br/>
+        <w:t xml:space="preserve">   Entra ID → Benutzer → [Konto] → Authentifizierungsmethoden</w:t>
+      </w:r>
+      <w:r>
+        <w:br/>
+        <w:t xml:space="preserve">   → Unbekannte Methoden (fremde Handynummern, fremde E-Mail) sofort entfernen</w:t>
+      </w:r>
+      <w:r>
+        <w:br/>
+      </w:r>
+      <w:r>
+        <w:br/>
+        <w:t>4. Alle OAuth-Anwendungsberechtigungen des Benutzers widerrufen:</w:t>
+      </w:r>
+      <w:r>
+        <w:br/>
+        <w:t xml:space="preserve">   Entra ID → Enterprise Applications → [App] → Berechtigungen → Einwilligung widerrufen</w:t>
+      </w:r>
+      <w:r>
+        <w:br/>
+      </w:r>
+      <w:r>
+        <w:br/>
+        <w:t>Phase 2 – Beweissicherung (15–60 Minuten)</w:t>
+      </w:r>
+      <w:r>
+        <w:br/>
+        <w:t>5. Unified Audit Log exportieren (Purview Compliance Portal):</w:t>
+      </w:r>
+      <w:r>
+        <w:br/>
+        <w:t xml:space="preserve">   compliance.microsoft.com → Audit → Neue Suche</w:t>
+      </w:r>
+      <w:r>
+        <w:br/>
+        <w:t xml:space="preserve">   Zeitraum: 48 Stunden vor Erstmeldung bis jetzt</w:t>
+      </w:r>
+      <w:r>
+        <w:br/>
+        <w:t xml:space="preserve">   Aktivitäten: Exchange-Postfachaktivitäten, Anmeldeereignisse</w:t>
+      </w:r>
+      <w:r>
+        <w:br/>
+      </w:r>
+      <w:r>
+        <w:br/>
+        <w:t>6. MessageTrace für betroffenes Postfach ausführen:</w:t>
+      </w:r>
+      <w:r>
+        <w:br/>
+        <w:t xml:space="preserve">   Exchange Admin Center → Mailflow → Nachrichtenablaufverfolgung</w:t>
+      </w:r>
+      <w:r>
+        <w:br/>
+      </w:r>
+      <w:r>
+        <w:br/>
+        <w:t>7. Microsoft Defender Incidents-Bericht herunterladen:</w:t>
+      </w:r>
+      <w:r>
+        <w:br/>
+        <w:t xml:space="preserve">   security.microsoft.com → Incidents → [Incident] → Exportieren</w:t>
+      </w:r>
+      <w:r>
+        <w:br/>
+      </w:r>
+      <w:r>
+        <w:br/>
+        <w:t>Phase 3 – Eindämmung</w:t>
+      </w:r>
+      <w:r>
+        <w:br/>
+        <w:t>8. Verdächtige Mailflow-Regeln prüfen und deaktivieren:</w:t>
+      </w:r>
+      <w:r>
+        <w:br/>
+        <w:t xml:space="preserve">   Exchange Admin Center → Mailflow → Regeln → Alle überprüfen</w:t>
+      </w:r>
+      <w:r>
+        <w:br/>
+        <w:t xml:space="preserve">   Besonders: Regeln die Mails weiterleiten oder an externe Adressen kopieren</w:t>
+      </w:r>
+      <w:r>
+        <w:br/>
+      </w:r>
+      <w:r>
+        <w:br/>
+      </w:r>
+      <w:r>
+        <w:lastRenderedPageBreak/>
+        <w:t>9. Externe Weiterleitungen deaktivieren:</w:t>
+      </w:r>
+      <w:r>
+        <w:br/>
+        <w:t xml:space="preserve">   Exchange Admin Center → Anti-Spam → Ausgehende Spam-Richtlinie</w:t>
+      </w:r>
+      <w:r>
+        <w:br/>
+        <w:t xml:space="preserve">   → 'Automatische externe Weiterleitung' auf 'Deaktiviert' setzen</w:t>
+      </w:r>
+      <w:r>
+        <w:br/>
+      </w:r>
+      <w:r>
+        <w:br/>
+        <w:t>10. Kompromittiertes Passwort zurücksetzen NACH Isolation:</w:t>
+      </w:r>
+      <w:r>
+        <w:br/>
+        <w:t xml:space="preserve">    Entra ID → Benutzer → [Konto] → Kennwort zurücksetzen</w:t>
+      </w:r>
+      <w:r>
+        <w:br/>
+        <w:t xml:space="preserve">    → Kontozugang erst nach Bestätigung der IT-Sicherheit wieder freigeben</w:t>
       </w:r>
     </w:p>
     <w:p/>
@@ -7967,7 +8398,7 @@
       <w:pPr>
         <w:pStyle w:val="berschrift2"/>
       </w:pPr>
-      <w:bookmarkStart w:id="16" w:name="_Toc232344667"/>
+      <w:bookmarkStart w:id="16" w:name="_Toc232346591"/>
       <w:r>
         <w:t xml:space="preserve">Bei </w:t>
       </w:r>
@@ -7978,7 +8409,31 @@
     </w:p>
     <w:p>
       <w:r>
-        <w:t>...</w:t>
+        <w:t>Bei Feuer oder Wassereinwirkung im Büro:</w:t>
+      </w:r>
+      <w:r>
+        <w:br/>
+        <w:t>1. Personen in Sicherheit bringen – Notruf 112 wählen</w:t>
+      </w:r>
+      <w:r>
+        <w:br/>
+        <w:t>2. Arbeitsgeräte (Laptops) mitnehmen falls sicher möglich</w:t>
+      </w:r>
+      <w:r>
+        <w:br/>
+        <w:t>3. Alle Microsoft 365 Dienste bleiben verfügbar – keine physische Infrastruktur vor Ort</w:t>
+      </w:r>
+      <w:r>
+        <w:br/>
+        <w:t>4. Fernzugriff über privates Netz / Mobilgerät ist sofort möglich</w:t>
+      </w:r>
+      <w:r>
+        <w:br/>
+        <w:t>5. Geschäftsführung und IT-Verantwortlichen benachrichtigen</w:t>
+      </w:r>
+      <w:r>
+        <w:br/>
+        <w:t>6. Homeoffice-Betrieb für alle Mitarbeitenden aktivieren</w:t>
       </w:r>
     </w:p>
     <w:p/>
@@ -7987,7 +8442,7 @@
       <w:pPr>
         <w:pStyle w:val="berschrift2"/>
       </w:pPr>
-      <w:bookmarkStart w:id="17" w:name="_Toc232344668"/>
+      <w:bookmarkStart w:id="17" w:name="_Toc232346592"/>
       <w:r>
         <w:t>Umschwenken kritischer Anwendungen auf Ersatz-Infrastruktur</w:t>
       </w:r>
@@ -8002,7 +8457,11 @@
         </w:numPr>
       </w:pPr>
       <w:r>
-        <w:t>Ersatz-Rechenzentrum</w:t>
+        <w:rPr>
+          <w:i/>
+          <w:color w:val="808080"/>
+        </w:rPr>
+        <w:t>Ersatz-Rechenzentrum: Nicht anwendbar – Microsoft betreibt geo-redundante Rechenzentren mit automatischem Failover.</w:t>
       </w:r>
     </w:p>
     <w:p>
@@ -8014,7 +8473,11 @@
         </w:numPr>
       </w:pPr>
       <w:r>
-        <w:t>Ersatz-Server</w:t>
+        <w:rPr>
+          <w:i/>
+          <w:color w:val="808080"/>
+        </w:rPr>
+        <w:t>Ersatz-Server: Nicht anwendbar – Microsoft betreibt geo-redundante Rechenzentren mit automatischem Failover.</w:t>
       </w:r>
     </w:p>
     <w:p>
@@ -8044,7 +8507,49 @@
         </w:numPr>
       </w:pPr>
       <w:r>
-        <w:t>...</w:t>
+        <w:t>Kommunikationsalternativen bei Exchange Online Ausfall:</w:t>
+      </w:r>
+      <w:r>
+        <w:br/>
+      </w:r>
+      <w:r>
+        <w:br/>
+        <w:t>• Microsoft Teams: Interne Kommunikation über Teams-Chat und -Anrufe (unabhängig von Exchange)</w:t>
+      </w:r>
+      <w:r>
+        <w:br/>
+        <w:t>• Notfall-Kommunikation: Mobiltelefone der Führungskräfte (siehe Kontaktliste Abschnitt 5)</w:t>
+      </w:r>
+      <w:r>
+        <w:br/>
+        <w:t>• Externe Kommunikation: Telefonische Kontaktaufnahme zu kritischen Kunden/Lieferanten</w:t>
+      </w:r>
+      <w:r>
+        <w:br/>
+        <w:t>• Temporäre E-Mail: Privates Postfach der Geschäftsführung für dringende externe Kommunikation</w:t>
+      </w:r>
+      <w:r>
+        <w:br/>
+      </w:r>
+      <w:r>
+        <w:br/>
+        <w:t>Kein Ersatz-Server oder Failover-Infrastruktur notwendig:</w:t>
+      </w:r>
+      <w:r>
+        <w:br/>
+        <w:t>→ Nicht anwendbar – Microsoft betreibt geo-redundante Rechenzentren.</w:t>
+      </w:r>
+      <w:r>
+        <w:br/>
+        <w:t xml:space="preserve">   Microsoft garantiert 99,9 % Verfügbarkeit per SLA.</w:t>
+      </w:r>
+      <w:r>
+        <w:br/>
+        <w:t xml:space="preserve">   Automatisches Failover erfolgt durch Microsoft ohne Kundeneingriff.</w:t>
+      </w:r>
+      <w:r>
+        <w:br/>
+        <w:t xml:space="preserve">   SLA-Dokumentation: https://www.microsoft.com/licensing/docs/view/Service-Level-Agreements-SLA-for-Online-Services</w:t>
       </w:r>
     </w:p>
     <w:p>
@@ -8060,7 +8565,7 @@
       <w:pPr>
         <w:pStyle w:val="berschrift1"/>
       </w:pPr>
-      <w:bookmarkStart w:id="18" w:name="_Toc232344669"/>
+      <w:bookmarkStart w:id="18" w:name="_Toc232346593"/>
       <w:r>
         <w:t>Ausrufen eines IT-Notfalls</w:t>
       </w:r>
@@ -8070,7 +8575,7 @@
       <w:pPr>
         <w:pStyle w:val="berschrift3"/>
       </w:pPr>
-      <w:bookmarkStart w:id="19" w:name="_Toc232344670"/>
+      <w:bookmarkStart w:id="19" w:name="_Toc232346594"/>
       <w:r>
         <w:t>Reihenfolge</w:t>
       </w:r>
@@ -8086,7 +8591,7 @@
       <w:pPr>
         <w:pStyle w:val="berschrift3"/>
       </w:pPr>
-      <w:bookmarkStart w:id="20" w:name="_Toc232344671"/>
+      <w:bookmarkStart w:id="20" w:name="_Toc232346595"/>
       <w:r>
         <w:t>Kriterien für einen IT-Notfall</w:t>
       </w:r>
@@ -8162,7 +8667,7 @@
       <w:pPr>
         <w:pStyle w:val="berschrift3"/>
       </w:pPr>
-      <w:bookmarkStart w:id="21" w:name="_Toc232344672"/>
+      <w:bookmarkStart w:id="21" w:name="_Toc232346596"/>
       <w:r>
         <w:t>Wer ruft den Notfall aus?</w:t>
       </w:r>
@@ -8254,7 +8759,7 @@
         <w:ind w:left="360"/>
       </w:pPr>
       <w:r>
-        <w:t>...</w:t>
+        <w:t>MSP-Partner / Managed Service Provider (bei Bedarf)</w:t>
       </w:r>
     </w:p>
     <w:p/>
@@ -8262,7 +8767,7 @@
       <w:pPr>
         <w:pStyle w:val="berschrift3"/>
       </w:pPr>
-      <w:bookmarkStart w:id="22" w:name="_Toc232344673"/>
+      <w:bookmarkStart w:id="22" w:name="_Toc232346597"/>
       <w:r>
         <w:t>Unklare Situationen, Vorwarnung</w:t>
       </w:r>
@@ -8298,7 +8803,7 @@
       <w:pPr>
         <w:pStyle w:val="berschrift2"/>
       </w:pPr>
-      <w:bookmarkStart w:id="23" w:name="_Toc232344674"/>
+      <w:bookmarkStart w:id="23" w:name="_Toc232346598"/>
       <w:r>
         <w:t>Alarmierung</w:t>
       </w:r>
@@ -8311,7 +8816,7 @@
       <w:pPr>
         <w:pStyle w:val="berschrift3"/>
       </w:pPr>
-      <w:bookmarkStart w:id="24" w:name="_Toc232344675"/>
+      <w:bookmarkStart w:id="24" w:name="_Toc232346599"/>
       <w:r>
         <w:t>Grundsätze</w:t>
       </w:r>
@@ -8384,7 +8889,7 @@
       <w:pPr>
         <w:pStyle w:val="berschrift3"/>
       </w:pPr>
-      <w:bookmarkStart w:id="25" w:name="_Toc232344676"/>
+      <w:bookmarkStart w:id="25" w:name="_Toc232346600"/>
       <w:r>
         <w:t>Alarmierung bei einem IT-Notfall</w:t>
       </w:r>
@@ -8416,7 +8921,11 @@
         </w:numPr>
       </w:pPr>
       <w:r>
-        <w:t>...</w:t>
+        <w:t>Michael Kirst-Neshva – IT-Verantwortlicher / CISO</w:t>
+      </w:r>
+      <w:r>
+        <w:br/>
+        <w:t>Telefon: [Bitte eintragen] | michael_kirst@hotmail.com</w:t>
       </w:r>
     </w:p>
     <w:p/>
@@ -8500,7 +9009,7 @@
         </w:numPr>
       </w:pPr>
       <w:r>
-        <w:t>...</w:t>
+        <w:t>Abteilungsleiter der betroffenen Geschäftsbereiche (je nach Situation)</w:t>
       </w:r>
     </w:p>
     <w:p/>
@@ -8518,7 +9027,11 @@
         </w:numPr>
       </w:pPr>
       <w:r>
-        <w:t>...</w:t>
+        <w:t>Alle Mitarbeitenden per Microsoft Teams-Broadcast oder Telefon-Rundanruf benachrichtigen.</w:t>
+      </w:r>
+      <w:r>
+        <w:br/>
+        <w:t>Anweisung: Keine E-Mails öffnen / keine externen Links klicken bis Entwarnung erfolgt.</w:t>
       </w:r>
     </w:p>
     <w:p>
@@ -8535,7 +9048,7 @@
       <w:pPr>
         <w:pStyle w:val="berschrift3"/>
       </w:pPr>
-      <w:bookmarkStart w:id="26" w:name="_Toc232344677"/>
+      <w:bookmarkStart w:id="26" w:name="_Toc232346601"/>
       <w:r>
         <w:t>Meldebaum</w:t>
       </w:r>
@@ -10803,7 +11316,7 @@
       <w:pPr>
         <w:pStyle w:val="berschrift3"/>
       </w:pPr>
-      <w:bookmarkStart w:id="27" w:name="_Toc232344678"/>
+      <w:bookmarkStart w:id="27" w:name="_Toc232346602"/>
       <w:r>
         <w:t>Standardisierte Meldung</w:t>
       </w:r>
@@ -10908,7 +11421,7 @@
       <w:pPr>
         <w:pStyle w:val="berschrift1"/>
       </w:pPr>
-      <w:bookmarkStart w:id="28" w:name="_Toc232344679"/>
+      <w:bookmarkStart w:id="28" w:name="_Toc232346603"/>
       <w:r>
         <w:t>Notfall</w:t>
       </w:r>
@@ -10930,7 +11443,7 @@
       <w:pPr>
         <w:pStyle w:val="berschrift2"/>
       </w:pPr>
-      <w:bookmarkStart w:id="29" w:name="_Toc232344680"/>
+      <w:bookmarkStart w:id="29" w:name="_Toc232346604"/>
       <w:r>
         <w:t>Allgemein</w:t>
       </w:r>
@@ -10989,7 +11502,7 @@
       <w:pPr>
         <w:pStyle w:val="berschrift2"/>
       </w:pPr>
-      <w:bookmarkStart w:id="30" w:name="_Toc232344681"/>
+      <w:bookmarkStart w:id="30" w:name="_Toc232346605"/>
       <w:r>
         <w:t xml:space="preserve">Arbeitsräume für den </w:t>
       </w:r>
@@ -11008,7 +11521,15 @@
     </w:p>
     <w:p>
       <w:r>
-        <w:t>...</w:t>
+        <w:t>Konferenzraum / Besprechungsraum im Büro.</w:t>
+      </w:r>
+      <w:r>
+        <w:br/>
+        <w:t>Bei Homeoffice-only Betrieb: Nicht anwendbar – kein physisches Bürogebäude erforderlich.</w:t>
+      </w:r>
+      <w:r>
+        <w:br/>
+        <w:t>Virtueller Krisenraum: Microsoft Teams-Kanal 'IT-Notfall' (dauerhaft eingerichtet)</w:t>
       </w:r>
     </w:p>
     <w:p/>
@@ -11019,7 +11540,15 @@
     </w:p>
     <w:p>
       <w:r>
-        <w:t>...</w:t>
+        <w:t>Konferenzraum / Besprechungsraum im Büro.</w:t>
+      </w:r>
+      <w:r>
+        <w:br/>
+        <w:t>Bei Homeoffice-only Betrieb: Nicht anwendbar – kein physisches Bürogebäude erforderlich.</w:t>
+      </w:r>
+      <w:r>
+        <w:br/>
+        <w:t>Virtueller Krisenraum: Microsoft Teams-Kanal 'IT-Notfall' (dauerhaft eingerichtet)</w:t>
       </w:r>
     </w:p>
     <w:p/>
@@ -11030,14 +11559,22 @@
     </w:p>
     <w:p>
       <w:r>
-        <w:t>...</w:t>
+        <w:t>Microsoft Teams – Kanal 'IT-Notfall-Stab' (permanent eingerichtet)</w:t>
+      </w:r>
+      <w:r>
+        <w:br/>
+        <w:t>Alle IT-Notfall-Stab Mitglieder sind Mitglieder dieses Teams.</w:t>
+      </w:r>
+      <w:r>
+        <w:br/>
+        <w:t>Zugang: teams.microsoft.com (unabhängig von Exchange Online)</w:t>
       </w:r>
     </w:p>
     <w:p>
       <w:pPr>
         <w:pStyle w:val="berschrift2"/>
       </w:pPr>
-      <w:bookmarkStart w:id="31" w:name="_Toc232344682"/>
+      <w:bookmarkStart w:id="31" w:name="_Toc232346606"/>
       <w:r>
         <w:t>Arbeitsmodi des Notfall-Stabs</w:t>
       </w:r>
@@ -11105,7 +11642,7 @@
       <w:pPr>
         <w:pStyle w:val="berschrift2"/>
       </w:pPr>
-      <w:bookmarkStart w:id="32" w:name="_Toc232344683"/>
+      <w:bookmarkStart w:id="32" w:name="_Toc232346607"/>
       <w:r>
         <w:t xml:space="preserve">Management </w:t>
       </w:r>
@@ -11171,7 +11708,7 @@
       <w:pPr>
         <w:pStyle w:val="berschrift2"/>
       </w:pPr>
-      <w:bookmarkStart w:id="33" w:name="_Toc232344684"/>
+      <w:bookmarkStart w:id="33" w:name="_Toc232346608"/>
       <w:r>
         <w:t>Meldepflichten</w:t>
       </w:r>
@@ -11300,7 +11837,7 @@
       <w:pPr>
         <w:pStyle w:val="berschrift2"/>
       </w:pPr>
-      <w:bookmarkStart w:id="34" w:name="_Toc232344685"/>
+      <w:bookmarkStart w:id="34" w:name="_Toc232346609"/>
       <w:r>
         <w:t>Dokumentation und Beweissicherung</w:t>
       </w:r>
@@ -11310,7 +11847,7 @@
       <w:pPr>
         <w:pStyle w:val="berschrift3"/>
       </w:pPr>
-      <w:bookmarkStart w:id="35" w:name="_Toc232344686"/>
+      <w:bookmarkStart w:id="35" w:name="_Toc232346610"/>
       <w:r>
         <w:t>Protokollierung der Ereignisse</w:t>
       </w:r>
@@ -11329,7 +11866,7 @@
       <w:pPr>
         <w:pStyle w:val="berschrift3"/>
       </w:pPr>
-      <w:bookmarkStart w:id="36" w:name="_Toc232344687"/>
+      <w:bookmarkStart w:id="36" w:name="_Toc232346611"/>
       <w:r>
         <w:lastRenderedPageBreak/>
         <w:t>Forensische Sicherung auf IT-Systemen</w:t>
@@ -11346,7 +11883,7 @@
       <w:pPr>
         <w:pStyle w:val="berschrift2"/>
       </w:pPr>
-      <w:bookmarkStart w:id="37" w:name="_Toc232344688"/>
+      <w:bookmarkStart w:id="37" w:name="_Toc232346612"/>
       <w:r>
         <w:t>Kommunikation</w:t>
       </w:r>
@@ -11356,7 +11893,7 @@
       <w:pPr>
         <w:pStyle w:val="berschrift3"/>
       </w:pPr>
-      <w:bookmarkStart w:id="38" w:name="_Toc232344689"/>
+      <w:bookmarkStart w:id="38" w:name="_Toc232346613"/>
       <w:r>
         <w:t>Interne Kommunikation</w:t>
       </w:r>
@@ -11607,7 +12144,7 @@
       <w:pPr>
         <w:pStyle w:val="berschrift3"/>
       </w:pPr>
-      <w:bookmarkStart w:id="39" w:name="_Toc232344690"/>
+      <w:bookmarkStart w:id="39" w:name="_Toc232346614"/>
       <w:r>
         <w:t>Kommunikation mit Kunden</w:t>
       </w:r>
@@ -11660,7 +12197,7 @@
       <w:pPr>
         <w:pStyle w:val="berschrift3"/>
       </w:pPr>
-      <w:bookmarkStart w:id="40" w:name="_Toc232344691"/>
+      <w:bookmarkStart w:id="40" w:name="_Toc232346615"/>
       <w:r>
         <w:t>Kommunikation mit Behörden und Ämtern</w:t>
       </w:r>
@@ -11722,7 +12259,7 @@
       <w:pPr>
         <w:pStyle w:val="berschrift2"/>
       </w:pPr>
-      <w:bookmarkStart w:id="41" w:name="_Toc232344692"/>
+      <w:bookmarkStart w:id="41" w:name="_Toc232346616"/>
       <w:r>
         <w:t>Ö</w:t>
       </w:r>
@@ -11827,7 +12364,7 @@
         <w:ind w:left="360"/>
       </w:pPr>
       <w:r>
-        <w:t>...</w:t>
+        <w:t>Social Media Statements (LinkedIn, X/Twitter) – nur nach Freigabe durch Geschäftsführung</w:t>
       </w:r>
     </w:p>
     <w:p/>
@@ -11935,7 +12472,7 @@
       <w:pPr>
         <w:pStyle w:val="berschrift2"/>
       </w:pPr>
-      <w:bookmarkStart w:id="42" w:name="_Toc232344693"/>
+      <w:bookmarkStart w:id="42" w:name="_Toc232346617"/>
       <w:r>
         <w:t xml:space="preserve">Alternative </w:t>
       </w:r>
@@ -12018,7 +12555,7 @@
         </w:numPr>
       </w:pPr>
       <w:r>
-        <w:t>...</w:t>
+        <w:t>Priorisierung: Zuerst kritische Geschäftsprozesse wiederherstellen (E-Mail/Kommunikation → Dokumente → Reporting)</w:t>
       </w:r>
     </w:p>
     <w:p/>
@@ -12043,7 +12580,7 @@
       <w:pPr>
         <w:pStyle w:val="berschrift1"/>
       </w:pPr>
-      <w:bookmarkStart w:id="43" w:name="_Toc232344694"/>
+      <w:bookmarkStart w:id="43" w:name="_Toc232346618"/>
       <w:r>
         <w:t>Wiederanlauf und Wiederherstellung k</w:t>
       </w:r>
@@ -12067,7 +12604,7 @@
       <w:pPr>
         <w:pStyle w:val="berschrift2"/>
       </w:pPr>
-      <w:bookmarkStart w:id="44" w:name="_Toc232344695"/>
+      <w:bookmarkStart w:id="44" w:name="_Toc232346619"/>
       <w:r>
         <w:t>Liste der k</w:t>
       </w:r>
@@ -13052,7 +13589,15 @@
         <w:ind w:left="708"/>
       </w:pPr>
       <w:r>
-        <w:t>...</w:t>
+        <w:t>Alle Geschäftsprozesse basieren auf Exchange Online.</w:t>
+      </w:r>
+      <w:r>
+        <w:br/>
+        <w:t>Bei Microsoft-seitigem Ausfall: Keine Wiederherstellung durch interne Maßnahmen möglich.</w:t>
+      </w:r>
+      <w:r>
+        <w:br/>
+        <w:t>Microsoft SLA: 99,9 % Verfügbarkeit | Entschädigung bei SLA-Verletzung gemäß Lizenzvertrag.</w:t>
       </w:r>
     </w:p>
     <w:p>
@@ -13084,7 +13629,7 @@
       <w:pPr>
         <w:pStyle w:val="berschrift2"/>
       </w:pPr>
-      <w:bookmarkStart w:id="45" w:name="_Toc232344696"/>
+      <w:bookmarkStart w:id="45" w:name="_Toc232346620"/>
       <w:r>
         <w:t>Geschäftsprozess: Vertrieb</w:t>
       </w:r>
@@ -13743,7 +14288,7 @@
       <w:pPr>
         <w:pStyle w:val="berschrift2"/>
       </w:pPr>
-      <w:bookmarkStart w:id="46" w:name="_Toc232344697"/>
+      <w:bookmarkStart w:id="46" w:name="_Toc232346621"/>
       <w:r>
         <w:t>Geschäftsprozess: Produktionsplanung</w:t>
       </w:r>
@@ -14098,7 +14643,7 @@
       <w:pPr>
         <w:pStyle w:val="berschrift2"/>
       </w:pPr>
-      <w:bookmarkStart w:id="47" w:name="_Toc232344698"/>
+      <w:bookmarkStart w:id="47" w:name="_Toc232346622"/>
       <w:r>
         <w:t>Geschäftsprozess: Auftragsabwicklung</w:t>
       </w:r>
@@ -14106,7 +14651,27 @@
     </w:p>
     <w:p>
       <w:r>
-        <w:t>...</w:t>
+        <w:t>Auftragsabwicklung basiert auf Exchange Online.</w:t>
+      </w:r>
+      <w:r>
+        <w:br/>
+        <w:t>Kritische Abhängigkeiten:</w:t>
+      </w:r>
+      <w:r>
+        <w:br/>
+        <w:t>• E-Mail-Kommunikation mit Kunden und Lieferanten über Exchange Online</w:t>
+      </w:r>
+      <w:r>
+        <w:br/>
+        <w:t>• Dokumentenablage in SharePoint / OneDrive</w:t>
+      </w:r>
+      <w:r>
+        <w:br/>
+        <w:t>Maximale Wiederanlaufzeit: 4 Stunden</w:t>
+      </w:r>
+      <w:r>
+        <w:br/>
+        <w:t>Notbetrieb: Telefonische Auftragsannahme und manuelle Dokumentation</w:t>
       </w:r>
     </w:p>
     <w:p>
@@ -14122,7 +14687,7 @@
       <w:pPr>
         <w:pStyle w:val="berschrift1"/>
       </w:pPr>
-      <w:bookmarkStart w:id="48" w:name="_Toc232344699"/>
+      <w:bookmarkStart w:id="48" w:name="_Toc232346623"/>
       <w:r>
         <w:t>Wiederanlauf und Wiederherstellung der k</w:t>
       </w:r>
@@ -14177,7 +14742,7 @@
       <w:pPr>
         <w:pStyle w:val="berschrift2"/>
       </w:pPr>
-      <w:bookmarkStart w:id="49" w:name="_Toc232344700"/>
+      <w:bookmarkStart w:id="49" w:name="_Toc232346624"/>
       <w:r>
         <w:t>Übergreifend</w:t>
       </w:r>
@@ -14187,7 +14752,7 @@
       <w:pPr>
         <w:pStyle w:val="berschrift3"/>
       </w:pPr>
-      <w:bookmarkStart w:id="50" w:name="_Toc232344701"/>
+      <w:bookmarkStart w:id="50" w:name="_Toc232346625"/>
       <w:r>
         <w:t>Mögliche Ersatz</w:t>
       </w:r>
@@ -14281,7 +14846,7 @@
       <w:pPr>
         <w:pStyle w:val="berschrift3"/>
       </w:pPr>
-      <w:bookmarkStart w:id="51" w:name="_Toc232344702"/>
+      <w:bookmarkStart w:id="51" w:name="_Toc232346626"/>
       <w:r>
         <w:t xml:space="preserve">Bedarf </w:t>
       </w:r>
@@ -14786,7 +15351,7 @@
       <w:pPr>
         <w:pStyle w:val="berschrift3"/>
       </w:pPr>
-      <w:bookmarkStart w:id="52" w:name="_Toc232344703"/>
+      <w:bookmarkStart w:id="52" w:name="_Toc232346627"/>
       <w:r>
         <w:t>Dienstleister</w:t>
       </w:r>
@@ -14864,7 +15429,7 @@
       <w:pPr>
         <w:pStyle w:val="berschrift3"/>
       </w:pPr>
-      <w:bookmarkStart w:id="53" w:name="_Toc232344704"/>
+      <w:bookmarkStart w:id="53" w:name="_Toc232346628"/>
       <w:r>
         <w:t>IT-Infrastruktur</w:t>
       </w:r>
@@ -14885,7 +15450,11 @@
     </w:p>
     <w:p>
       <w:r>
-        <w:t>...</w:t>
+        <w:rPr>
+          <w:i/>
+          <w:color w:val="808080"/>
+        </w:rPr>
+        <w:t>Nicht anwendbar – keine eigene Netzwerkinfrastruktur vorhanden. Microsoft betreibt die vollständige Cloud-Infrastruktur.</w:t>
       </w:r>
     </w:p>
     <w:p>
@@ -14904,7 +15473,11 @@
     </w:p>
     <w:p>
       <w:r>
-        <w:t>...</w:t>
+        <w:rPr>
+          <w:i/>
+          <w:color w:val="808080"/>
+        </w:rPr>
+        <w:t>Nicht anwendbar – keine eigene Netzwerkinfrastruktur vorhanden. Microsoft betreibt die vollständige Cloud-Infrastruktur.</w:t>
       </w:r>
     </w:p>
     <w:p>
@@ -14922,7 +15495,11 @@
     </w:p>
     <w:p>
       <w:r>
-        <w:t>...</w:t>
+        <w:rPr>
+          <w:i/>
+          <w:color w:val="808080"/>
+        </w:rPr>
+        <w:t>Nicht anwendbar – kein eigenes Rechenzentrum oder eigene Server vorhanden. Die gesamte Serverinfrastruktur wird durch Microsoft Ireland Operations Limited betrieben. Microsoft-SLA: 99,9 % Verfügbarkeit. Failover erfolgt automatisch durch Microsoft.</w:t>
       </w:r>
     </w:p>
     <w:p>
@@ -14941,7 +15518,11 @@
     </w:p>
     <w:p>
       <w:r>
-        <w:t>...</w:t>
+        <w:rPr>
+          <w:i/>
+          <w:color w:val="808080"/>
+        </w:rPr>
+        <w:t>Nicht anwendbar – kein eigenes Rechenzentrum oder eigene Server vorhanden. Die gesamte Serverinfrastruktur wird durch Microsoft Ireland Operations Limited betrieben. Microsoft-SLA: 99,9 % Verfügbarkeit. Failover erfolgt automatisch durch Microsoft.</w:t>
       </w:r>
     </w:p>
     <w:p/>
@@ -14960,7 +15541,31 @@
     </w:p>
     <w:p>
       <w:r>
-        <w:t>...</w:t>
+        <w:t>Primärer Cloud-Anbieter: Microsoft 365 / Exchange Online</w:t>
+      </w:r>
+      <w:r>
+        <w:br/>
+        <w:t>Betreiber: Microsoft Ireland Operations Limited</w:t>
+      </w:r>
+      <w:r>
+        <w:br/>
+        <w:t>One Microsoft Place, South County Business Park, Leopardstown, Dublin 18, Irland</w:t>
+      </w:r>
+      <w:r>
+        <w:br/>
+        <w:t>Support-Portal: https://admin.microsoft.com → Support</w:t>
+      </w:r>
+      <w:r>
+        <w:br/>
+        <w:t>Support-Telefon (DE): +49 800 664 5560 (kostenlos)</w:t>
+      </w:r>
+      <w:r>
+        <w:br/>
+        <w:t>Technischer Ansprechpartner: MSP Partner / Managed Service Provider</w:t>
+      </w:r>
+      <w:r>
+        <w:br/>
+        <w:t>SLA: 99,9 % Verfügbarkeit | Dokumentation: https://www.microsoft.com/licensing/docs</w:t>
       </w:r>
     </w:p>
     <w:p/>
@@ -15440,7 +16045,24 @@
     </w:p>
     <w:p>
       <w:r>
-        <w:t>...</w:t>
+        <w:lastRenderedPageBreak/>
+        <w:t>Optionen bei Ausfall von Arbeitsgeräten:</w:t>
+      </w:r>
+      <w:r>
+        <w:br/>
+        <w:t>1. Privatgeräte (BYOD): Zugriff auf M365 über Browser (outlook.office.com, teams.microsoft.com)</w:t>
+      </w:r>
+      <w:r>
+        <w:br/>
+        <w:t xml:space="preserve">   → Kein VPN erforderlich, nur Internetanschluss und Entra ID Anmeldung</w:t>
+      </w:r>
+      <w:r>
+        <w:br/>
+        <w:t>2. Leihgeräte vom IT-Dienstleister: [Dienstleister-Kontakt eintragen]</w:t>
+      </w:r>
+      <w:r>
+        <w:br/>
+        <w:t>3. Microsoft 365 Admin-Aufgaben: Zugriff über Smartphone (Authenticator + Browser)</w:t>
       </w:r>
     </w:p>
     <w:p/>
@@ -15448,7 +16070,7 @@
       <w:pPr>
         <w:pStyle w:val="berschrift3"/>
       </w:pPr>
-      <w:bookmarkStart w:id="54" w:name="_Toc232344705"/>
+      <w:bookmarkStart w:id="54" w:name="_Toc232346629"/>
       <w:r>
         <w:t>Produktion</w:t>
       </w:r>
@@ -15461,7 +16083,11 @@
     </w:p>
     <w:p>
       <w:r>
-        <w:t>...</w:t>
+        <w:rPr>
+          <w:i/>
+          <w:color w:val="808080"/>
+        </w:rPr>
+        <w:t>Nicht anwendbar – kein produzierendes Unternehmen / keine industrielle Fertigung.</w:t>
       </w:r>
     </w:p>
     <w:p/>
@@ -15478,7 +16104,7 @@
       <w:pPr>
         <w:pStyle w:val="berschrift2"/>
       </w:pPr>
-      <w:bookmarkStart w:id="55" w:name="_Toc232344706"/>
+      <w:bookmarkStart w:id="55" w:name="_Toc232346630"/>
       <w:r>
         <w:t xml:space="preserve">Wiederanlauf / Wiederherstellung </w:t>
       </w:r>
@@ -15501,7 +16127,86 @@
         <w:spacing w:after="200"/>
       </w:pPr>
       <w:r>
-        <w:t>...</w:t>
+        <w:t>Wiederanlauf Standard-Arbeitsplatz für Exchange Online:</w:t>
+      </w:r>
+      <w:r>
+        <w:br/>
+      </w:r>
+      <w:r>
+        <w:br/>
+        <w:t>Voraussetzungen für die Nutzung von Exchange Online (E-Mail):</w:t>
+      </w:r>
+      <w:r>
+        <w:br/>
+        <w:t>• Internetverbindung am Arbeitsplatz (Kabel, WLAN oder mobiles Datennetz)</w:t>
+      </w:r>
+      <w:r>
+        <w:br/>
+        <w:t>• Gültiges Microsoft 365 Benutzerkonto (aktiv in Entra ID)</w:t>
+      </w:r>
+      <w:r>
+        <w:br/>
+        <w:t>• Aktivierte MFA-Methode (Microsoft Authenticator App empfohlen)</w:t>
+      </w:r>
+      <w:r>
+        <w:br/>
+      </w:r>
+      <w:r>
+        <w:br/>
+        <w:t>Schritt 1: Internetzugang prüfen</w:t>
+      </w:r>
+      <w:r>
+        <w:br/>
+        <w:t xml:space="preserve">   Browser öffnen → https://www.microsoft.com aufrufen → Seite erreichbar?</w:t>
+      </w:r>
+      <w:r>
+        <w:br/>
+        <w:t xml:space="preserve">   Falls Nein: Netzwerkproblem beim Nutzer/Router – nicht Microsoft-seitig</w:t>
+      </w:r>
+      <w:r>
+        <w:br/>
+      </w:r>
+      <w:r>
+        <w:br/>
+        <w:t>Schritt 2: M365 Dienststatus prüfen</w:t>
+      </w:r>
+      <w:r>
+        <w:br/>
+        <w:t xml:space="preserve">   https://admin.microsoft.com → Integrität → Dienststatus → Exchange Online</w:t>
+      </w:r>
+      <w:r>
+        <w:br/>
+        <w:t xml:space="preserve">   Falls Microsoft-seitiger Ausfall: Incident-Nummer notieren, auf Statusupdates warten</w:t>
+      </w:r>
+      <w:r>
+        <w:br/>
+      </w:r>
+      <w:r>
+        <w:br/>
+        <w:t>Schritt 3: Alternativer Zugang testen</w:t>
+      </w:r>
+      <w:r>
+        <w:br/>
+        <w:t xml:space="preserve">   Outlook Web App: https://outlook.office365.com</w:t>
+      </w:r>
+      <w:r>
+        <w:br/>
+        <w:t xml:space="preserve">   Falls OWA funktioniert aber Desktop-Outlook nicht: Outlook-Client neu starten</w:t>
+      </w:r>
+      <w:r>
+        <w:br/>
+      </w:r>
+      <w:r>
+        <w:br/>
+        <w:t>Schritt 4: Konto-Status prüfen</w:t>
+      </w:r>
+      <w:r>
+        <w:br/>
+        <w:t xml:space="preserve">   Entra Admin Center → Benutzer → [Konto] → Anmeldestatus = Aktiviert?</w:t>
+      </w:r>
+      <w:r>
+        <w:br/>
+        <w:t xml:space="preserve">   Falls gesperrt: Ursache klären, erst dann entsperren</w:t>
       </w:r>
     </w:p>
     <w:p/>
@@ -15509,34 +16214,69 @@
     <w:p>
       <w:r>
         <w:t>Detaillierte Schritt-für-Schritt-Anleitung für den Exchange Online Ausfall / Kompromittierung:</w:t>
+      </w:r>
+      <w:r>
         <w:br/>
+      </w:r>
+      <w:r>
         <w:br/>
         <w:t>Phase 1: Erkennung &amp; Erstbewertung</w:t>
+      </w:r>
+      <w:r>
         <w:br/>
         <w:t>1. Dienststatus prüfen: Im Microsoft 365 Admin Center unter 'Health &gt; Service health' prüfen, ob eine globale Exchange Online Störung vorliegt.</w:t>
+      </w:r>
+      <w:r>
         <w:br/>
         <w:t>2. Kompression analysieren: Bei Verdacht auf gehackte Admin-Konten oder MFA-Bypass: Im Entra ID Portal ('Sign-in logs') nach ungewöhnlichen Anmelde-Standorten oder erzwungenen MFA-Änderungen suchen.</w:t>
+      </w:r>
+      <w:r>
         <w:br/>
+      </w:r>
+      <w:r>
         <w:br/>
         <w:t>Phase 2: Sofortige Eindämmung (Containment)</w:t>
+      </w:r>
+      <w:r>
         <w:br/>
         <w:t>1. Betroffene Konten sperren: Bei Phishing/Compromise: Das betroffene Benutzerkonto in Entra ID sofort sperren ('Block sign-in') und alle aktiven Sessions widerrufen ('Revoke sessions').</w:t>
+      </w:r>
+      <w:r>
         <w:br/>
         <w:t>2. Mailflow stoppen / Transportregel aktivieren: Wenn Spam/Ransomware im Namen des Tenants gesendet wird: Eine temporäre Transportregel im Exchange Admin Center erstellen, die alle ausgehenden E-Mails blockiert oder in die Quarantäne verschiebt.</w:t>
+      </w:r>
+      <w:r>
         <w:br/>
         <w:t>3. PIM aktivieren / Rollen entziehen: Temporär vergebene Exchange-Administrator-Rollen über Entra Privileged Identity Management (PIM) entziehen oder deaktivieren.</w:t>
+      </w:r>
+      <w:r>
         <w:br/>
+      </w:r>
+      <w:r>
         <w:br/>
         <w:t>Phase 3: Notfall-Kommunikation</w:t>
+      </w:r>
+      <w:r>
         <w:br/>
         <w:t>1. Ausweichkanal etablieren: Der Notfallstab kommuniziert über Microsoft Teams (sofern funktionsfähig) oder weicht auf Signal-Gruppenchats aus.</w:t>
+      </w:r>
+      <w:r>
         <w:br/>
         <w:t>2. Kunden benachrichtigen: Bei längerem Ausfall (&gt; 4h) E-Mail-Partner über alternative Kanäle oder die Webseite informieren.</w:t>
+      </w:r>
+      <w:r>
         <w:br/>
+      </w:r>
+      <w:r>
+        <w:lastRenderedPageBreak/>
         <w:br/>
         <w:t>Phase 4: Wiederherstellung (Recovery)</w:t>
+      </w:r>
+      <w:r>
         <w:br/>
         <w:t>1. Nachrichtenverfolgung (Message Trace): Im Exchange Admin Center einen Message Trace starten, um zu sehen, welche schädlichen E-Mails empfangen oder gesendet wurden.</w:t>
+      </w:r>
+      <w:r>
         <w:br/>
         <w:t>2. Postfach-Inhalte wiederherstellen: Gelöschte oder durch Ransomware unbrauchbare E-Mails über das Feature 'Recover Deleted Items' im Exchange Admin Center oder über Purview eDiscovery wiederherstellen (Standard-Aufbewahrungszeitraum: 14-30 Tage).</w:t>
       </w:r>
@@ -15545,9 +16285,11 @@
       <w:pPr>
         <w:pStyle w:val="berschrift2"/>
       </w:pPr>
+      <w:bookmarkStart w:id="56" w:name="_Toc232346631"/>
       <w:r>
         <w:t>Wiederanlauf / Wiederherstellung IT-Service "E-Mail &amp; Mailflow (Exchange Online)"</w:t>
       </w:r>
+      <w:bookmarkEnd w:id="56"/>
     </w:p>
     <w:p>
       <w:r>
@@ -16159,7 +16901,7 @@
       <w:pPr>
         <w:pStyle w:val="berschrift1"/>
       </w:pPr>
-      <w:bookmarkStart w:id="57" w:name="_Toc232344708"/>
+      <w:bookmarkStart w:id="57" w:name="_Toc232346632"/>
       <w:r>
         <w:t>Verzeichnisse</w:t>
       </w:r>
@@ -16169,7 +16911,7 @@
       <w:pPr>
         <w:pStyle w:val="berschrift2"/>
       </w:pPr>
-      <w:bookmarkStart w:id="58" w:name="_Toc232344709"/>
+      <w:bookmarkStart w:id="58" w:name="_Toc232346633"/>
       <w:r>
         <w:t>Kontaktdaten</w:t>
       </w:r>
@@ -16194,7 +16936,7 @@
       <w:pPr>
         <w:pStyle w:val="berschrift3"/>
       </w:pPr>
-      <w:bookmarkStart w:id="59" w:name="_Toc232344710"/>
+      <w:bookmarkStart w:id="59" w:name="_Toc232346634"/>
       <w:r>
         <w:t>Intern</w:t>
       </w:r>
@@ -16464,7 +17206,7 @@
       <w:pPr>
         <w:pStyle w:val="berschrift3"/>
       </w:pPr>
-      <w:bookmarkStart w:id="60" w:name="_Toc232344711"/>
+      <w:bookmarkStart w:id="60" w:name="_Toc232346635"/>
       <w:r>
         <w:t>Dienstleister</w:t>
       </w:r>
@@ -16535,7 +17277,11 @@
         </w:numPr>
       </w:pPr>
       <w:r>
-        <w:t>Klimaanlage Server-Raum</w:t>
+        <w:rPr>
+          <w:i/>
+          <w:color w:val="808080"/>
+        </w:rPr>
+        <w:t>Klimaanlage Server-Raum: Nicht anwendbar</w:t>
       </w:r>
     </w:p>
     <w:p>
@@ -16547,7 +17293,11 @@
         </w:numPr>
       </w:pPr>
       <w:r>
-        <w:t>Produktionssteuerung</w:t>
+        <w:rPr>
+          <w:i/>
+          <w:color w:val="808080"/>
+        </w:rPr>
+        <w:t>Produktionssteuerung: Nicht anwendbar</w:t>
       </w:r>
     </w:p>
     <w:p>
@@ -16638,93 +17388,277 @@
     </w:p>
     <w:p/>
     <w:p>
-      <w:r>
+      <w:pPr>
+        <w:rPr>
+          <w:lang w:val="en-US"/>
+        </w:rPr>
+      </w:pPr>
+      <w:r>
+        <w:rPr>
+          <w:lang w:val="en-US"/>
+        </w:rPr>
         <w:t>Name</w:t>
       </w:r>
       <w:r>
+        <w:rPr>
+          <w:lang w:val="en-US"/>
+        </w:rPr>
         <w:tab/>
       </w:r>
     </w:p>
     <w:p>
-      <w:r>
+      <w:pPr>
+        <w:rPr>
+          <w:lang w:val="en-US"/>
+        </w:rPr>
+      </w:pPr>
+      <w:proofErr w:type="spellStart"/>
+      <w:r>
+        <w:rPr>
+          <w:lang w:val="en-US"/>
+        </w:rPr>
         <w:t>Notruf</w:t>
       </w:r>
-      <w:r>
+      <w:proofErr w:type="spellEnd"/>
+      <w:r>
+        <w:rPr>
+          <w:lang w:val="en-US"/>
+        </w:rPr>
         <w:tab/>
       </w:r>
     </w:p>
     <w:p>
-      <w:r>
+      <w:pPr>
+        <w:rPr>
+          <w:lang w:val="en-US"/>
+        </w:rPr>
+      </w:pPr>
+      <w:proofErr w:type="spellStart"/>
+      <w:r>
+        <w:rPr>
+          <w:lang w:val="en-US"/>
+        </w:rPr>
         <w:t>Telefon</w:t>
       </w:r>
-      <w:r>
+      <w:proofErr w:type="spellEnd"/>
+      <w:r>
+        <w:rPr>
+          <w:lang w:val="en-US"/>
+        </w:rPr>
         <w:tab/>
       </w:r>
     </w:p>
     <w:p>
-      <w:r>
+      <w:pPr>
+        <w:rPr>
+          <w:lang w:val="en-US"/>
+        </w:rPr>
+      </w:pPr>
+      <w:r>
+        <w:rPr>
+          <w:lang w:val="en-US"/>
+        </w:rPr>
         <w:t>Mail</w:t>
       </w:r>
       <w:r>
+        <w:rPr>
+          <w:lang w:val="en-US"/>
+        </w:rPr>
         <w:tab/>
       </w:r>
     </w:p>
     <w:p>
-      <w:r>
+      <w:pPr>
+        <w:rPr>
+          <w:lang w:val="en-US"/>
+        </w:rPr>
+      </w:pPr>
+      <w:r>
+        <w:rPr>
+          <w:lang w:val="en-US"/>
+        </w:rPr>
         <w:t>Web</w:t>
       </w:r>
     </w:p>
-    <w:p/>
-    <w:p>
-      <w:r>
+    <w:p>
+      <w:pPr>
+        <w:rPr>
+          <w:lang w:val="en-US"/>
+        </w:rPr>
+      </w:pPr>
+    </w:p>
+    <w:p>
+      <w:pPr>
+        <w:rPr>
+          <w:lang w:val="en-US"/>
+        </w:rPr>
+      </w:pPr>
+      <w:r>
+        <w:rPr>
+          <w:lang w:val="en-US"/>
+        </w:rPr>
         <w:lastRenderedPageBreak/>
         <w:t>Name</w:t>
       </w:r>
       <w:r>
+        <w:rPr>
+          <w:lang w:val="en-US"/>
+        </w:rPr>
         <w:tab/>
       </w:r>
     </w:p>
     <w:p>
-      <w:r>
+      <w:pPr>
+        <w:rPr>
+          <w:lang w:val="en-US"/>
+        </w:rPr>
+      </w:pPr>
+      <w:proofErr w:type="spellStart"/>
+      <w:r>
+        <w:rPr>
+          <w:lang w:val="en-US"/>
+        </w:rPr>
         <w:t>Notruf</w:t>
       </w:r>
-      <w:r>
+      <w:proofErr w:type="spellEnd"/>
+      <w:r>
+        <w:rPr>
+          <w:lang w:val="en-US"/>
+        </w:rPr>
         <w:tab/>
       </w:r>
     </w:p>
     <w:p>
-      <w:r>
+      <w:pPr>
+        <w:rPr>
+          <w:lang w:val="en-US"/>
+        </w:rPr>
+      </w:pPr>
+      <w:proofErr w:type="spellStart"/>
+      <w:r>
+        <w:rPr>
+          <w:lang w:val="en-US"/>
+        </w:rPr>
         <w:t>Telefon</w:t>
       </w:r>
-      <w:r>
+      <w:proofErr w:type="spellEnd"/>
+      <w:r>
+        <w:rPr>
+          <w:lang w:val="en-US"/>
+        </w:rPr>
         <w:tab/>
       </w:r>
     </w:p>
     <w:p>
-      <w:r>
+      <w:pPr>
+        <w:rPr>
+          <w:lang w:val="en-US"/>
+        </w:rPr>
+      </w:pPr>
+      <w:r>
+        <w:rPr>
+          <w:lang w:val="en-US"/>
+        </w:rPr>
         <w:t>Mail</w:t>
       </w:r>
       <w:r>
+        <w:rPr>
+          <w:lang w:val="en-US"/>
+        </w:rPr>
         <w:tab/>
       </w:r>
     </w:p>
     <w:p>
-      <w:r>
+      <w:pPr>
+        <w:rPr>
+          <w:lang w:val="en-US"/>
+        </w:rPr>
+      </w:pPr>
+      <w:r>
+        <w:rPr>
+          <w:lang w:val="en-US"/>
+        </w:rPr>
         <w:t>Web</w:t>
       </w:r>
     </w:p>
-    <w:p/>
-    <w:p>
-      <w:r>
+    <w:p>
+      <w:pPr>
+        <w:rPr>
+          <w:lang w:val="en-US"/>
+        </w:rPr>
+      </w:pPr>
+    </w:p>
+    <w:p>
+      <w:pPr>
+        <w:rPr>
+          <w:lang w:val="en-US"/>
+        </w:rPr>
+      </w:pPr>
+      <w:r>
+        <w:rPr>
+          <w:lang w:val="en-US"/>
+        </w:rPr>
         <w:t>Cloud-Provider (E-Mail-Dienst):</w:t>
+      </w:r>
+      <w:r>
+        <w:rPr>
+          <w:lang w:val="en-US"/>
+        </w:rPr>
         <w:br/>
         <w:t>Microsoft Ireland Operations Limited</w:t>
+      </w:r>
+      <w:r>
+        <w:rPr>
+          <w:lang w:val="en-US"/>
+        </w:rPr>
         <w:br/>
-        <w:t>One Microsoft Place, South County Business Park, Leopardstown, Dublin 18, D18 P521, Irland</w:t>
+        <w:t xml:space="preserve">One Microsoft Place, South County Business Park, </w:t>
+      </w:r>
+      <w:proofErr w:type="spellStart"/>
+      <w:r>
+        <w:rPr>
+          <w:lang w:val="en-US"/>
+        </w:rPr>
+        <w:t>Leopardstown</w:t>
+      </w:r>
+      <w:proofErr w:type="spellEnd"/>
+      <w:r>
+        <w:rPr>
+          <w:lang w:val="en-US"/>
+        </w:rPr>
+        <w:t>, Dublin 18, D18 P521, Irland</w:t>
+      </w:r>
+      <w:r>
+        <w:rPr>
+          <w:lang w:val="en-US"/>
+        </w:rPr>
         <w:br/>
         <w:t>Support: Microsoft 365 Admin Portal / Enterprise Premier Support</w:t>
+      </w:r>
+      <w:r>
+        <w:rPr>
+          <w:lang w:val="en-US"/>
+        </w:rPr>
         <w:br/>
-        <w:t>Notfall-Hotline: +353 1 295 3826</w:t>
+      </w:r>
+      <w:proofErr w:type="spellStart"/>
+      <w:r>
+        <w:rPr>
+          <w:lang w:val="en-US"/>
+        </w:rPr>
+        <w:t>Notfall</w:t>
+      </w:r>
+      <w:proofErr w:type="spellEnd"/>
+      <w:r>
+        <w:rPr>
+          <w:lang w:val="en-US"/>
+        </w:rPr>
+        <w:t>-Hotline: +353 1 295 3826</w:t>
+      </w:r>
+      <w:r>
+        <w:rPr>
+          <w:lang w:val="en-US"/>
+        </w:rPr>
         <w:br/>
       </w:r>
     </w:p>
@@ -16896,10 +17830,10 @@
       </w:pPr>
       <w:r>
         <w:rPr>
-          <w:b/>
-          <w:bCs/>
+          <w:i/>
+          <w:color w:val="808080"/>
         </w:rPr>
-        <w:t>Wasser</w:t>
+        <w:t>Wasser: Nicht anwendbar – keine eigene Infrastruktur, die von Versorgungsleitungen abhängig ist.</w:t>
       </w:r>
     </w:p>
     <w:p>
@@ -16944,163 +17878,40 @@
       </w:pPr>
       <w:r>
         <w:rPr>
-          <w:b/>
-          <w:bCs/>
-        </w:rPr>
-        <w:t>Abwasser</w:t>
-      </w:r>
-    </w:p>
-    <w:p>
-      <w:r>
-        <w:t>Name</w:t>
-      </w:r>
-      <w:r>
-        <w:tab/>
-      </w:r>
-    </w:p>
-    <w:p>
-      <w:r>
-        <w:t>Notruf</w:t>
-      </w:r>
-      <w:r>
-        <w:tab/>
-      </w:r>
-    </w:p>
-    <w:p>
-      <w:r>
-        <w:t>Telefon</w:t>
-      </w:r>
-      <w:r>
-        <w:tab/>
-      </w:r>
-    </w:p>
-    <w:p>
-      <w:pPr>
-        <w:rPr>
-          <w:lang w:val="en-US"/>
-        </w:rPr>
-      </w:pPr>
-      <w:r>
-        <w:rPr>
-          <w:lang w:val="en-US"/>
-        </w:rPr>
-        <w:t>Mail</w:t>
-      </w:r>
-      <w:r>
-        <w:rPr>
-          <w:lang w:val="en-US"/>
-        </w:rPr>
-        <w:tab/>
-      </w:r>
-    </w:p>
-    <w:p>
-      <w:pPr>
-        <w:rPr>
-          <w:lang w:val="en-US"/>
-        </w:rPr>
-      </w:pPr>
-    </w:p>
-    <w:p>
-      <w:pPr>
-        <w:rPr>
-          <w:b/>
-          <w:bCs/>
-          <w:lang w:val="en-US"/>
-        </w:rPr>
-      </w:pPr>
-      <w:r>
-        <w:rPr>
-          <w:b/>
-          <w:bCs/>
-          <w:lang w:val="en-US"/>
+          <w:i/>
+          <w:color w:val="808080"/>
         </w:rPr>
         <w:lastRenderedPageBreak/>
-        <w:t>Gas</w:t>
-      </w:r>
-    </w:p>
-    <w:p>
-      <w:pPr>
-        <w:rPr>
-          <w:lang w:val="en-US"/>
-        </w:rPr>
-      </w:pPr>
-      <w:r>
-        <w:rPr>
-          <w:lang w:val="en-US"/>
-        </w:rPr>
+        <w:t>Abwasser: Nicht anwendbar – keine eigene Infrastruktur, die von Versorgungsleitungen abhängig ist.</w:t>
+      </w:r>
+    </w:p>
+    <w:p>
+      <w:r>
         <w:t>Name</w:t>
       </w:r>
       <w:r>
-        <w:rPr>
-          <w:lang w:val="en-US"/>
-        </w:rPr>
         <w:tab/>
       </w:r>
     </w:p>
     <w:p>
-      <w:pPr>
-        <w:rPr>
-          <w:lang w:val="en-US"/>
-        </w:rPr>
-      </w:pPr>
-      <w:proofErr w:type="spellStart"/>
-      <w:r>
-        <w:rPr>
-          <w:lang w:val="en-US"/>
-        </w:rPr>
+      <w:r>
         <w:t>Notruf</w:t>
       </w:r>
-      <w:proofErr w:type="spellEnd"/>
-      <w:r>
-        <w:rPr>
-          <w:lang w:val="en-US"/>
-        </w:rPr>
+      <w:r>
         <w:tab/>
       </w:r>
     </w:p>
     <w:p>
-      <w:pPr>
-        <w:rPr>
-          <w:lang w:val="en-US"/>
-        </w:rPr>
-      </w:pPr>
-      <w:proofErr w:type="spellStart"/>
-      <w:r>
-        <w:rPr>
-          <w:lang w:val="en-US"/>
-        </w:rPr>
+      <w:r>
         <w:t>Telefon</w:t>
       </w:r>
-      <w:proofErr w:type="spellEnd"/>
-      <w:r>
-        <w:rPr>
-          <w:lang w:val="en-US"/>
-        </w:rPr>
+      <w:r>
         <w:tab/>
       </w:r>
     </w:p>
     <w:p>
-      <w:pPr>
-        <w:rPr>
-          <w:lang w:val="en-US"/>
-        </w:rPr>
-      </w:pPr>
-      <w:r>
-        <w:rPr>
-          <w:lang w:val="en-US"/>
-        </w:rPr>
+      <w:r>
         <w:t>Mail</w:t>
-      </w:r>
-      <w:r>
-        <w:rPr>
-          <w:lang w:val="en-US"/>
-        </w:rPr>
-        <w:tab/>
-      </w:r>
-    </w:p>
-    <w:p>
-      <w:r>
-        <w:t>Website</w:t>
       </w:r>
       <w:r>
         <w:tab/>
@@ -17116,10 +17927,66 @@
       </w:pPr>
       <w:r>
         <w:rPr>
+          <w:i/>
+          <w:color w:val="808080"/>
+        </w:rPr>
+        <w:t>Gas: Nicht anwendbar – keine eigene Infrastruktur, die von Versorgungsleitungen abhängig ist.</w:t>
+      </w:r>
+    </w:p>
+    <w:p>
+      <w:r>
+        <w:t>Name</w:t>
+      </w:r>
+      <w:r>
+        <w:tab/>
+      </w:r>
+    </w:p>
+    <w:p>
+      <w:r>
+        <w:t>Notruf</w:t>
+      </w:r>
+      <w:r>
+        <w:tab/>
+      </w:r>
+    </w:p>
+    <w:p>
+      <w:r>
+        <w:t>Telefon</w:t>
+      </w:r>
+      <w:r>
+        <w:tab/>
+      </w:r>
+    </w:p>
+    <w:p>
+      <w:r>
+        <w:t>Mail</w:t>
+      </w:r>
+      <w:r>
+        <w:tab/>
+      </w:r>
+    </w:p>
+    <w:p>
+      <w:r>
+        <w:t>Website</w:t>
+      </w:r>
+      <w:r>
+        <w:tab/>
+      </w:r>
+    </w:p>
+    <w:p/>
+    <w:p>
+      <w:pPr>
+        <w:rPr>
           <w:b/>
           <w:bCs/>
         </w:rPr>
-        <w:t>Sonstige (z.B. technische Gase)</w:t>
+      </w:pPr>
+      <w:r>
+        <w:rPr>
+          <w:i/>
+          <w:color w:val="808080"/>
+        </w:rPr>
+        <w:t>Sonstige (z.B. technische Gase): Nicht anwendbar – keine eigene Infrastruktur, die von Versorgungsleitungen abhängig ist.</w:t>
       </w:r>
     </w:p>
     <w:p>
@@ -17170,7 +18037,7 @@
       <w:pPr>
         <w:pStyle w:val="berschrift3"/>
       </w:pPr>
-      <w:bookmarkStart w:id="61" w:name="_Toc232344712"/>
+      <w:bookmarkStart w:id="61" w:name="_Toc232346636"/>
       <w:r>
         <w:t>Behörden</w:t>
       </w:r>
@@ -17207,7 +18074,15 @@
     </w:p>
     <w:p>
       <w:r>
-        <w:t>...</w:t>
+        <w:t>Örtliche Polizei: Notruf 110</w:t>
+      </w:r>
+      <w:r>
+        <w:br/>
+        <w:t>Zentrale Ansprechstellen Cybercrime (ZAC):</w:t>
+      </w:r>
+      <w:r>
+        <w:br/>
+        <w:t>https://www.allianz-fuer-cybersicherheit.de/ACS/DE/Meldestelle/Polizeikontakt/ZACkontakt/zackontakt.html</w:t>
       </w:r>
     </w:p>
     <w:p/>
@@ -17271,6 +18146,7 @@
     </w:p>
     <w:p>
       <w:r>
+        <w:lastRenderedPageBreak/>
         <w:t>Website</w:t>
       </w:r>
     </w:p>
@@ -17305,10 +18181,60 @@
     </w:p>
     <w:p>
       <w:r>
+        <w:rPr>
+          <w:i/>
+          <w:color w:val="808080"/>
+        </w:rPr>
+        <w:t>Nicht anwendbar</w:t>
+      </w:r>
+    </w:p>
+    <w:p>
+      <w:r>
+        <w:rPr>
+          <w:i/>
+          <w:color w:val="808080"/>
+        </w:rPr>
+        <w:t>Nicht anwendbar</w:t>
+      </w:r>
+    </w:p>
+    <w:p>
+      <w:pPr>
+        <w:spacing w:after="200"/>
+      </w:pPr>
+    </w:p>
+    <w:p>
+      <w:pPr>
+        <w:pStyle w:val="berschrift4"/>
+      </w:pPr>
+      <w:r>
+        <w:t>Rathaus, Ordnungsamt</w:t>
+      </w:r>
+    </w:p>
+    <w:p>
+      <w:r>
+        <w:t>Name</w:t>
+      </w:r>
+      <w:r>
+        <w:tab/>
+      </w:r>
+    </w:p>
+    <w:p>
+      <w:r>
+        <w:t>Telefon</w:t>
+      </w:r>
+      <w:r>
+        <w:tab/>
+      </w:r>
+    </w:p>
+    <w:p>
+      <w:r>
         <w:t>Mail</w:t>
       </w:r>
     </w:p>
     <w:p>
+      <w:pPr>
+        <w:spacing w:after="200"/>
+      </w:pPr>
       <w:r>
         <w:t>Website</w:t>
       </w:r>
@@ -17320,51 +18246,9 @@
     </w:p>
     <w:p>
       <w:pPr>
-        <w:pStyle w:val="berschrift4"/>
-      </w:pPr>
-      <w:r>
-        <w:t>Rathaus, Ordnungsamt</w:t>
-      </w:r>
-    </w:p>
-    <w:p>
-      <w:r>
-        <w:t>Name</w:t>
-      </w:r>
-      <w:r>
-        <w:tab/>
-      </w:r>
-    </w:p>
-    <w:p>
-      <w:r>
-        <w:t>Telefon</w:t>
-      </w:r>
-      <w:r>
-        <w:tab/>
-      </w:r>
-    </w:p>
-    <w:p>
-      <w:r>
-        <w:t>Mail</w:t>
-      </w:r>
-    </w:p>
-    <w:p>
-      <w:pPr>
-        <w:spacing w:after="200"/>
-      </w:pPr>
-      <w:r>
-        <w:t>Website</w:t>
-      </w:r>
-    </w:p>
-    <w:p>
-      <w:pPr>
-        <w:spacing w:after="200"/>
-      </w:pPr>
-    </w:p>
-    <w:p>
-      <w:pPr>
         <w:pStyle w:val="berschrift3"/>
       </w:pPr>
-      <w:bookmarkStart w:id="62" w:name="_Toc232344713"/>
+      <w:bookmarkStart w:id="62" w:name="_Toc232346637"/>
       <w:r>
         <w:t>Medien</w:t>
       </w:r>
@@ -17429,7 +18313,7 @@
       <w:pPr>
         <w:pStyle w:val="berschrift2"/>
       </w:pPr>
-      <w:bookmarkStart w:id="63" w:name="_Toc232344714"/>
+      <w:bookmarkStart w:id="63" w:name="_Toc232346638"/>
       <w:r>
         <w:t>IT-Umgebung</w:t>
       </w:r>
@@ -17454,7 +18338,7 @@
       <w:pPr>
         <w:pStyle w:val="berschrift3"/>
       </w:pPr>
-      <w:bookmarkStart w:id="64" w:name="_Toc232344715"/>
+      <w:bookmarkStart w:id="64" w:name="_Toc232346639"/>
       <w:r>
         <w:t>Standorte / Niederlassungen</w:t>
       </w:r>
@@ -17469,9 +18353,15 @@
     <w:p>
       <w:pPr>
         <w:pStyle w:val="berschrift4"/>
-      </w:pPr>
-      <w:r>
-        <w:t>Standort 1: ...</w:t>
+        <w:rPr>
+          <w:lang w:val="en-US"/>
+        </w:rPr>
+      </w:pPr>
+      <w:r>
+        <w:rPr>
+          <w:lang w:val="en-US"/>
+        </w:rPr>
+        <w:t>Standort 1: Hauptbüro (Home Office / Remote-first)</w:t>
       </w:r>
     </w:p>
     <w:p>
@@ -17481,7 +18371,7 @@
     </w:p>
     <w:p>
       <w:r>
-        <w:t xml:space="preserve">Funktionen: </w:t>
+        <w:t>Funktionen:</w:t>
       </w:r>
       <w:r>
         <w:tab/>
@@ -17491,7 +18381,7 @@
       </w:r>
       <w:r>
         <w:tab/>
-        <w:t>... (z.B. Verwaltung, Produktion)</w:t>
+        <w:t>Verwaltung, IT-Betrieb (vollständig remote/cloud-basiert)</w:t>
       </w:r>
     </w:p>
     <w:p>
@@ -17500,7 +18390,7 @@
       </w:r>
       <w:r>
         <w:tab/>
-        <w:t>... (z.B. Rechenzentrum, Dateiserver)</w:t>
+        <w:t>Arbeitsplatz-Laptops, Internetrouter. Kein lokaler Server – alle Dienste in Microsoft 365 Cloud.</w:t>
       </w:r>
     </w:p>
     <w:p>
@@ -17515,49 +18405,40 @@
       </w:r>
       <w:r>
         <w:tab/>
-      </w:r>
-      <w:r>
-        <w:sym w:font="Wingdings" w:char="F0E0"/>
-      </w:r>
-      <w:r>
-        <w:t xml:space="preserve"> Anhang</w:t>
-      </w:r>
-    </w:p>
-    <w:p>
-      <w:r>
+        <w:t xml:space="preserve"> Nicht anwendbar – Remote-first Betrieb / kein eigenes Gebäude.</w:t>
+      </w:r>
+    </w:p>
+    <w:p>
+      <w:r>
+        <w:rPr>
+          <w:i/>
+          <w:color w:val="808080"/>
+        </w:rPr>
         <w:t>Plan Verkabelung:</w:t>
       </w:r>
       <w:r>
+        <w:rPr>
+          <w:i/>
+          <w:color w:val="808080"/>
+        </w:rPr>
         <w:tab/>
       </w:r>
       <w:r>
+        <w:rPr>
+          <w:i/>
+          <w:color w:val="808080"/>
+        </w:rPr>
         <w:tab/>
-      </w:r>
-      <w:r>
-        <w:sym w:font="Wingdings" w:char="F0E0"/>
-      </w:r>
-      <w:r>
-        <w:t xml:space="preserve"> Anhang</w:t>
-      </w:r>
-    </w:p>
-    <w:p>
-      <w:r>
-        <w:t>Plan Serverraum:</w:t>
-      </w:r>
-      <w:r>
-        <w:tab/>
-      </w:r>
-      <w:r>
-        <w:tab/>
-      </w:r>
-      <w:r>
-        <w:tab/>
-      </w:r>
-      <w:r>
-        <w:sym w:font="Wingdings" w:char="F0E0"/>
-      </w:r>
-      <w:r>
-        <w:t xml:space="preserve"> Anhang</w:t>
+        <w:t xml:space="preserve"> Nicht anwendbar – keine eigene physische Netzwerkinfrastruktur.</w:t>
+      </w:r>
+    </w:p>
+    <w:p>
+      <w:r>
+        <w:rPr>
+          <w:i/>
+          <w:color w:val="808080"/>
+        </w:rPr>
+        <w:t>Plan Serverraum: Nicht anwendbar – kein eigener Serverraum vorhanden.</w:t>
       </w:r>
     </w:p>
     <w:p/>
@@ -17566,7 +18447,11 @@
         <w:pStyle w:val="berschrift4"/>
       </w:pPr>
       <w:r>
-        <w:t>Standort 2: ...</w:t>
+        <w:rPr>
+          <w:i/>
+          <w:color w:val="808080"/>
+        </w:rPr>
+        <w:t>Standort 2: Nicht anwendbar – kein zweiter Standort</w:t>
       </w:r>
     </w:p>
     <w:p/>
@@ -17576,7 +18461,7 @@
       <w:pPr>
         <w:pStyle w:val="berschrift3"/>
       </w:pPr>
-      <w:bookmarkStart w:id="65" w:name="_Toc232344716"/>
+      <w:bookmarkStart w:id="65" w:name="_Toc232346640"/>
       <w:r>
         <w:t>IT-Infrastruktur</w:t>
       </w:r>
@@ -17638,7 +18523,7 @@
       </w:r>
       <w:r>
         <w:tab/>
-        <w:t>...</w:t>
+        <w:t>Siehe ISP-Vertrag (bitte aktuellen Internet-Provider eintragen)</w:t>
       </w:r>
     </w:p>
     <w:p>
@@ -17662,7 +18547,7 @@
       <w:pPr>
         <w:pStyle w:val="berschrift3"/>
       </w:pPr>
-      <w:bookmarkStart w:id="66" w:name="_Toc232344717"/>
+      <w:bookmarkStart w:id="66" w:name="_Toc232346641"/>
       <w:r>
         <w:t>Anwendungen und Services</w:t>
       </w:r>
@@ -17692,7 +18577,7 @@
       <w:pPr>
         <w:pStyle w:val="berschrift2"/>
       </w:pPr>
-      <w:bookmarkStart w:id="67" w:name="_Toc232344718"/>
+      <w:bookmarkStart w:id="67" w:name="_Toc232346642"/>
       <w:r>
         <w:t>Weitere Verzeichnisse</w:t>
       </w:r>
@@ -17730,7 +18615,11 @@
         </w:numPr>
       </w:pPr>
       <w:r>
-        <w:t>Verkabelungspläne</w:t>
+        <w:rPr>
+          <w:i/>
+          <w:color w:val="808080"/>
+        </w:rPr>
+        <w:t>Verkabelungspläne: Nicht anwendbar</w:t>
       </w:r>
     </w:p>
     <w:p>
@@ -17742,7 +18631,11 @@
         </w:numPr>
       </w:pPr>
       <w:r>
-        <w:t>Plan Serverraum</w:t>
+        <w:rPr>
+          <w:i/>
+          <w:color w:val="808080"/>
+        </w:rPr>
+        <w:t>Plan Serverraum: Nicht anwendbar</w:t>
       </w:r>
     </w:p>
     <w:sectPr>
